--- a/TestProject/TestTemplate.docx
+++ b/TestProject/TestTemplate.docx
@@ -1,6 +1,6 @@
 
 <file path=word/document.xml><?xml version="1.0" encoding="utf-8"?>
-<w:document xmlns:wpc="http://schemas.microsoft.com/office/word/2010/wordprocessingCanvas" xmlns:cx="http://schemas.microsoft.com/office/drawing/2014/chartex" xmlns:cx1="http://schemas.microsoft.com/office/drawing/2015/9/8/chartex" xmlns:cx2="http://schemas.microsoft.com/office/drawing/2015/10/21/chartex" xmlns:cx3="http://schemas.microsoft.com/office/drawing/2016/5/9/chartex" xmlns:cx4="http://schemas.microsoft.com/office/drawing/2016/5/10/chartex" xmlns:cx5="http://schemas.microsoft.com/office/drawing/2016/5/11/chartex" xmlns:cx6="http://schemas.microsoft.com/office/drawing/2016/5/12/chartex" xmlns:cx7="http://schemas.microsoft.com/office/drawing/2016/5/13/chartex" xmlns:cx8="http://schemas.microsoft.com/office/drawing/2016/5/14/chartex" xmlns:mc="http://schemas.openxmlformats.org/markup-compatibility/2006" xmlns:aink="http://schemas.microsoft.com/office/drawing/2016/ink" xmlns:am3d="http://schemas.microsoft.com/office/drawing/2017/model3d" xmlns:o="urn:schemas-microsoft-com:office:office" xmlns:oel="http://schemas.microsoft.com/office/2019/extlst" xmlns:r="http://schemas.openxmlformats.org/officeDocument/2006/relationships" xmlns:m="http://schemas.openxmlformats.org/officeDocument/2006/math" xmlns:v="urn:schemas-microsoft-com:vml" xmlns:wp14="http://schemas.microsoft.com/office/word/2010/wordprocessingDrawing" xmlns:wp="http://schemas.openxmlformats.org/drawingml/2006/wordprocessingDrawing" xmlns:w10="urn:schemas-microsoft-com:office:word" xmlns:w="http://schemas.openxmlformats.org/wordprocessingml/2006/main" xmlns:w14="http://schemas.microsoft.com/office/word/2010/wordml" xmlns:w15="http://schemas.microsoft.com/office/word/2012/wordml" xmlns:w16cex="http://schemas.microsoft.com/office/word/2018/wordml/cex" xmlns:w16cid="http://schemas.microsoft.com/office/word/2016/wordml/cid" xmlns:w16="http://schemas.microsoft.com/office/word/2018/wordml" xmlns:w16du="http://schemas.microsoft.com/office/word/2023/wordml/word16du" xmlns:w16sdtdh="http://schemas.microsoft.com/office/word/2020/wordml/sdtdatahash" xmlns:w16se="http://schemas.microsoft.com/office/word/2015/wordml/symex" xmlns:wpg="http://schemas.microsoft.com/office/word/2010/wordprocessingGroup" xmlns:wpi="http://schemas.microsoft.com/office/word/2010/wordprocessingInk" xmlns:wne="http://schemas.microsoft.com/office/word/2006/wordml" xmlns:wps="http://schemas.microsoft.com/office/word/2010/wordprocessingShape" mc:Ignorable="w14 w15 w16se w16cid w16 w16cex w16sdtdh w16du wp14">
+<w:document xmlns:wpc="http://schemas.microsoft.com/office/word/2010/wordprocessingCanvas" xmlns:cx="http://schemas.microsoft.com/office/drawing/2014/chartex" xmlns:cx1="http://schemas.microsoft.com/office/drawing/2015/9/8/chartex" xmlns:cx2="http://schemas.microsoft.com/office/drawing/2015/10/21/chartex" xmlns:cx3="http://schemas.microsoft.com/office/drawing/2016/5/9/chartex" xmlns:cx4="http://schemas.microsoft.com/office/drawing/2016/5/10/chartex" xmlns:cx5="http://schemas.microsoft.com/office/drawing/2016/5/11/chartex" xmlns:cx6="http://schemas.microsoft.com/office/drawing/2016/5/12/chartex" xmlns:cx7="http://schemas.microsoft.com/office/drawing/2016/5/13/chartex" xmlns:cx8="http://schemas.microsoft.com/office/drawing/2016/5/14/chartex" xmlns:mc="http://schemas.openxmlformats.org/markup-compatibility/2006" xmlns:aink="http://schemas.microsoft.com/office/drawing/2016/ink" xmlns:am3d="http://schemas.microsoft.com/office/drawing/2017/model3d" xmlns:o="urn:schemas-microsoft-com:office:office" xmlns:oel="http://schemas.microsoft.com/office/2019/extlst" xmlns:r="http://schemas.openxmlformats.org/officeDocument/2006/relationships" xmlns:m="http://schemas.openxmlformats.org/officeDocument/2006/math" xmlns:v="urn:schemas-microsoft-com:vml" xmlns:wp14="http://schemas.microsoft.com/office/word/2010/wordprocessingDrawing" xmlns:wp="http://schemas.openxmlformats.org/drawingml/2006/wordprocessingDrawing" xmlns:w10="urn:schemas-microsoft-com:office:word" xmlns:w="http://schemas.openxmlformats.org/wordprocessingml/2006/main" xmlns:w14="http://schemas.microsoft.com/office/word/2010/wordml" xmlns:w15="http://schemas.microsoft.com/office/word/2012/wordml" xmlns:w16cex="http://schemas.microsoft.com/office/word/2018/wordml/cex" xmlns:w16cid="http://schemas.microsoft.com/office/word/2016/wordml/cid" xmlns:w16="http://schemas.microsoft.com/office/word/2018/wordml" xmlns:w16du="http://schemas.microsoft.com/office/word/2023/wordml/word16du" xmlns:w16sdtdh="http://schemas.microsoft.com/office/word/2020/wordml/sdtdatahash" xmlns:w16sdtfl="http://schemas.microsoft.com/office/word/2024/wordml/sdtformatlock" xmlns:w16se="http://schemas.microsoft.com/office/word/2015/wordml/symex" xmlns:wpg="http://schemas.microsoft.com/office/word/2010/wordprocessingGroup" xmlns:wpi="http://schemas.microsoft.com/office/word/2010/wordprocessingInk" xmlns:wne="http://schemas.microsoft.com/office/word/2006/wordml" xmlns:wps="http://schemas.microsoft.com/office/word/2010/wordprocessingShape" mc:Ignorable="w14 w15 w16se w16cid w16 w16cex w16sdtdh w16sdtfl w16du wp14">
   <w:body>
     <w:p>
       <w:pPr>
@@ -347,275 +347,6 @@
         </w:rPr>
       </w:pPr>
     </w:p>
-    <w:tbl>
-      <w:tblPr>
-        <w:tblStyle w:val="ac"/>
-        <w:tblpPr w:leftFromText="180" w:rightFromText="180" w:vertAnchor="text" w:horzAnchor="margin" w:tblpY="84"/>
-        <w:tblW w:w="0" w:type="auto"/>
-        <w:tblLook w:val="04A0" w:firstRow="1" w:lastRow="0" w:firstColumn="1" w:lastColumn="0" w:noHBand="0" w:noVBand="1"/>
-      </w:tblPr>
-      <w:tblGrid>
-        <w:gridCol w:w="3115"/>
-        <w:gridCol w:w="3115"/>
-      </w:tblGrid>
-      <w:tr>
-        <w:tc>
-          <w:tcPr>
-            <w:tcW w:w="3115" w:type="dxa"/>
-          </w:tcPr>
-          <w:p>
-            <w:pPr>
-              <w:jc w:val="center"/>
-              <w:rPr>
-                <w:b/>
-                <w:bCs/>
-                <w:lang w:val="en-US"/>
-              </w:rPr>
-            </w:pPr>
-            <w:proofErr w:type="spellStart"/>
-            <w:r>
-              <w:rPr>
-                <w:b/>
-                <w:bCs/>
-                <w:lang w:val="en-US"/>
-              </w:rPr>
-              <w:t>cvbcvb</w:t>
-            </w:r>
-            <w:proofErr w:type="spellEnd"/>
-          </w:p>
-        </w:tc>
-        <w:tc>
-          <w:tcPr>
-            <w:tcW w:w="3115" w:type="dxa"/>
-          </w:tcPr>
-          <w:p>
-            <w:pPr>
-              <w:jc w:val="center"/>
-              <w:rPr>
-                <w:b/>
-                <w:bCs/>
-                <w:lang w:val="en-US"/>
-              </w:rPr>
-            </w:pPr>
-            <w:proofErr w:type="spellStart"/>
-            <w:r>
-              <w:rPr>
-                <w:b/>
-                <w:bCs/>
-                <w:lang w:val="en-US"/>
-              </w:rPr>
-              <w:t>cvbcv</w:t>
-            </w:r>
-            <w:proofErr w:type="spellEnd"/>
-          </w:p>
-        </w:tc>
-      </w:tr>
-      <w:tr>
-        <w:tc>
-          <w:tcPr>
-            <w:tcW w:w="3115" w:type="dxa"/>
-          </w:tcPr>
-          <w:tbl>
-            <w:tblPr>
-              <w:tblStyle w:val="ac"/>
-              <w:tblW w:w="0" w:type="auto"/>
-              <w:tblLook w:val="04A0" w:firstRow="1" w:lastRow="0" w:firstColumn="1" w:lastColumn="0" w:noHBand="0" w:noVBand="1"/>
-              <w:tblCaption w:val="First"/>
-            </w:tblPr>
-            <w:tblGrid>
-              <w:gridCol w:w="2889"/>
-            </w:tblGrid>
-            <w:tr>
-              <w:tc>
-                <w:tcPr>
-                  <w:tcW w:w="2889" w:type="dxa"/>
-                  <w:tcBorders>
-                    <w:top w:val="nil"/>
-                    <w:left w:val="nil"/>
-                    <w:bottom w:val="nil"/>
-                    <w:right w:val="nil"/>
-                  </w:tcBorders>
-                </w:tcPr>
-                <w:p>
-                  <w:pPr>
-                    <w:framePr w:hSpace="180" w:wrap="around" w:vAnchor="text" w:hAnchor="margin" w:y="84"/>
-                    <w:rPr>
-                      <w:lang w:val="en-US"/>
-                    </w:rPr>
-                  </w:pPr>
-                  <w:r>
-                    <w:rPr>
-                      <w:lang w:val="en-US"/>
-                    </w:rPr>
-                    <w:t>{{</w:t>
-                  </w:r>
-                  <w:proofErr w:type="spellStart"/>
-                  <w:r>
-                    <w:rPr>
-                      <w:lang w:val="en-US"/>
-                    </w:rPr>
-                    <w:t>Item.Position</w:t>
-                  </w:r>
-                  <w:proofErr w:type="spellEnd"/>
-                  <w:r>
-                    <w:rPr>
-                      <w:lang w:val="en-US"/>
-                    </w:rPr>
-                    <w:t>}}</w:t>
-                  </w:r>
-                </w:p>
-                <w:p>
-                  <w:pPr>
-                    <w:framePr w:hSpace="180" w:wrap="around" w:vAnchor="text" w:hAnchor="margin" w:y="84"/>
-                    <w:rPr>
-                      <w:b/>
-                      <w:bCs/>
-                      <w:lang w:val="en-US"/>
-                    </w:rPr>
-                  </w:pPr>
-                  <w:r>
-                    <w:rPr>
-                      <w:b/>
-                      <w:bCs/>
-                      <w:lang w:val="en-US"/>
-                    </w:rPr>
-                    <w:t>{{</w:t>
-                  </w:r>
-                  <w:proofErr w:type="spellStart"/>
-                  <w:r>
-                    <w:rPr>
-                      <w:b/>
-                      <w:bCs/>
-                      <w:lang w:val="en-US"/>
-                    </w:rPr>
-                    <w:t>Item.Name</w:t>
-                  </w:r>
-                  <w:proofErr w:type="spellEnd"/>
-                  <w:r>
-                    <w:rPr>
-                      <w:b/>
-                      <w:bCs/>
-                      <w:lang w:val="en-US"/>
-                    </w:rPr>
-                    <w:t>}}</w:t>
-                  </w:r>
-                </w:p>
-              </w:tc>
-            </w:tr>
-          </w:tbl>
-          <w:p>
-            <w:pPr>
-              <w:jc w:val="center"/>
-              <w:rPr>
-                <w:lang w:val="en-US"/>
-              </w:rPr>
-            </w:pPr>
-          </w:p>
-        </w:tc>
-        <w:tc>
-          <w:tcPr>
-            <w:tcW w:w="3115" w:type="dxa"/>
-          </w:tcPr>
-          <w:tbl>
-            <w:tblPr>
-              <w:tblStyle w:val="ac"/>
-              <w:tblpPr w:leftFromText="180" w:rightFromText="180" w:vertAnchor="text" w:horzAnchor="margin" w:tblpY="-241"/>
-              <w:tblOverlap w:val="never"/>
-              <w:tblW w:w="0" w:type="auto"/>
-              <w:tblLook w:val="04A0" w:firstRow="1" w:lastRow="0" w:firstColumn="1" w:lastColumn="0" w:noHBand="0" w:noVBand="1"/>
-              <w:tblCaption w:val="Second"/>
-            </w:tblPr>
-            <w:tblGrid>
-              <w:gridCol w:w="2889"/>
-            </w:tblGrid>
-            <w:tr>
-              <w:tc>
-                <w:tcPr>
-                  <w:tcW w:w="2889" w:type="dxa"/>
-                  <w:tcBorders>
-                    <w:top w:val="nil"/>
-                    <w:left w:val="nil"/>
-                    <w:bottom w:val="nil"/>
-                    <w:right w:val="nil"/>
-                  </w:tcBorders>
-                </w:tcPr>
-                <w:p>
-                  <w:pPr>
-                    <w:rPr>
-                      <w:lang w:val="en-US"/>
-                    </w:rPr>
-                  </w:pPr>
-                  <w:r>
-                    <w:rPr>
-                      <w:lang w:val="en-US"/>
-                    </w:rPr>
-                    <w:t>{{</w:t>
-                  </w:r>
-                  <w:proofErr w:type="spellStart"/>
-                  <w:r>
-                    <w:rPr>
-                      <w:lang w:val="en-US"/>
-                    </w:rPr>
-                    <w:t>Item.Position</w:t>
-                  </w:r>
-                  <w:proofErr w:type="spellEnd"/>
-                  <w:r>
-                    <w:rPr>
-                      <w:lang w:val="en-US"/>
-                    </w:rPr>
-                    <w:t>}}</w:t>
-                  </w:r>
-                </w:p>
-                <w:p>
-                  <w:pPr>
-                    <w:rPr>
-                      <w:b/>
-                      <w:bCs/>
-                      <w:lang w:val="en-US"/>
-                    </w:rPr>
-                  </w:pPr>
-                  <w:r>
-                    <w:rPr>
-                      <w:b/>
-                      <w:bCs/>
-                      <w:lang w:val="en-US"/>
-                    </w:rPr>
-                    <w:t>{{</w:t>
-                  </w:r>
-                  <w:proofErr w:type="spellStart"/>
-                  <w:r>
-                    <w:rPr>
-                      <w:b/>
-                      <w:bCs/>
-                      <w:lang w:val="en-US"/>
-                    </w:rPr>
-                    <w:t>Item.Name</w:t>
-                  </w:r>
-                  <w:proofErr w:type="spellEnd"/>
-                  <w:r>
-                    <w:rPr>
-                      <w:b/>
-                      <w:bCs/>
-                      <w:lang w:val="en-US"/>
-                    </w:rPr>
-                    <w:t>}}</w:t>
-                  </w:r>
-                </w:p>
-              </w:tc>
-            </w:tr>
-          </w:tbl>
-          <w:p>
-            <w:pPr>
-              <w:spacing w:after="160" w:line="259" w:lineRule="auto"/>
-              <w:jc w:val="center"/>
-              <w:rPr>
-                <w:lang w:val="en-US"/>
-              </w:rPr>
-            </w:pPr>
-          </w:p>
-        </w:tc>
-      </w:tr>
-    </w:tbl>
     <w:p>
       <w:pPr>
         <w:pStyle w:val="a7"/>
@@ -642,7 +373,7 @@
 </file>
 
 <file path=word/endnotes.xml><?xml version="1.0" encoding="utf-8"?>
-<w:endnotes xmlns:wpc="http://schemas.microsoft.com/office/word/2010/wordprocessingCanvas" xmlns:cx="http://schemas.microsoft.com/office/drawing/2014/chartex" xmlns:cx1="http://schemas.microsoft.com/office/drawing/2015/9/8/chartex" xmlns:cx2="http://schemas.microsoft.com/office/drawing/2015/10/21/chartex" xmlns:cx3="http://schemas.microsoft.com/office/drawing/2016/5/9/chartex" xmlns:cx4="http://schemas.microsoft.com/office/drawing/2016/5/10/chartex" xmlns:cx5="http://schemas.microsoft.com/office/drawing/2016/5/11/chartex" xmlns:cx6="http://schemas.microsoft.com/office/drawing/2016/5/12/chartex" xmlns:cx7="http://schemas.microsoft.com/office/drawing/2016/5/13/chartex" xmlns:cx8="http://schemas.microsoft.com/office/drawing/2016/5/14/chartex" xmlns:mc="http://schemas.openxmlformats.org/markup-compatibility/2006" xmlns:aink="http://schemas.microsoft.com/office/drawing/2016/ink" xmlns:am3d="http://schemas.microsoft.com/office/drawing/2017/model3d" xmlns:o="urn:schemas-microsoft-com:office:office" xmlns:oel="http://schemas.microsoft.com/office/2019/extlst" xmlns:r="http://schemas.openxmlformats.org/officeDocument/2006/relationships" xmlns:m="http://schemas.openxmlformats.org/officeDocument/2006/math" xmlns:v="urn:schemas-microsoft-com:vml" xmlns:wp14="http://schemas.microsoft.com/office/word/2010/wordprocessingDrawing" xmlns:wp="http://schemas.openxmlformats.org/drawingml/2006/wordprocessingDrawing" xmlns:w10="urn:schemas-microsoft-com:office:word" xmlns:w="http://schemas.openxmlformats.org/wordprocessingml/2006/main" xmlns:w14="http://schemas.microsoft.com/office/word/2010/wordml" xmlns:w15="http://schemas.microsoft.com/office/word/2012/wordml" xmlns:w16cex="http://schemas.microsoft.com/office/word/2018/wordml/cex" xmlns:w16cid="http://schemas.microsoft.com/office/word/2016/wordml/cid" xmlns:w16="http://schemas.microsoft.com/office/word/2018/wordml" xmlns:w16du="http://schemas.microsoft.com/office/word/2023/wordml/word16du" xmlns:w16sdtdh="http://schemas.microsoft.com/office/word/2020/wordml/sdtdatahash" xmlns:w16se="http://schemas.microsoft.com/office/word/2015/wordml/symex" xmlns:wpg="http://schemas.microsoft.com/office/word/2010/wordprocessingGroup" xmlns:wpi="http://schemas.microsoft.com/office/word/2010/wordprocessingInk" xmlns:wne="http://schemas.microsoft.com/office/word/2006/wordml" xmlns:wps="http://schemas.microsoft.com/office/word/2010/wordprocessingShape" mc:Ignorable="w14 w15 w16se w16cid w16 w16cex w16sdtdh w16du wp14">
+<w:endnotes xmlns:wpc="http://schemas.microsoft.com/office/word/2010/wordprocessingCanvas" xmlns:cx="http://schemas.microsoft.com/office/drawing/2014/chartex" xmlns:cx1="http://schemas.microsoft.com/office/drawing/2015/9/8/chartex" xmlns:cx2="http://schemas.microsoft.com/office/drawing/2015/10/21/chartex" xmlns:cx3="http://schemas.microsoft.com/office/drawing/2016/5/9/chartex" xmlns:cx4="http://schemas.microsoft.com/office/drawing/2016/5/10/chartex" xmlns:cx5="http://schemas.microsoft.com/office/drawing/2016/5/11/chartex" xmlns:cx6="http://schemas.microsoft.com/office/drawing/2016/5/12/chartex" xmlns:cx7="http://schemas.microsoft.com/office/drawing/2016/5/13/chartex" xmlns:cx8="http://schemas.microsoft.com/office/drawing/2016/5/14/chartex" xmlns:mc="http://schemas.openxmlformats.org/markup-compatibility/2006" xmlns:aink="http://schemas.microsoft.com/office/drawing/2016/ink" xmlns:am3d="http://schemas.microsoft.com/office/drawing/2017/model3d" xmlns:o="urn:schemas-microsoft-com:office:office" xmlns:oel="http://schemas.microsoft.com/office/2019/extlst" xmlns:r="http://schemas.openxmlformats.org/officeDocument/2006/relationships" xmlns:m="http://schemas.openxmlformats.org/officeDocument/2006/math" xmlns:v="urn:schemas-microsoft-com:vml" xmlns:wp14="http://schemas.microsoft.com/office/word/2010/wordprocessingDrawing" xmlns:wp="http://schemas.openxmlformats.org/drawingml/2006/wordprocessingDrawing" xmlns:w10="urn:schemas-microsoft-com:office:word" xmlns:w="http://schemas.openxmlformats.org/wordprocessingml/2006/main" xmlns:w14="http://schemas.microsoft.com/office/word/2010/wordml" xmlns:w15="http://schemas.microsoft.com/office/word/2012/wordml" xmlns:w16cex="http://schemas.microsoft.com/office/word/2018/wordml/cex" xmlns:w16cid="http://schemas.microsoft.com/office/word/2016/wordml/cid" xmlns:w16="http://schemas.microsoft.com/office/word/2018/wordml" xmlns:w16du="http://schemas.microsoft.com/office/word/2023/wordml/word16du" xmlns:w16sdtdh="http://schemas.microsoft.com/office/word/2020/wordml/sdtdatahash" xmlns:w16sdtfl="http://schemas.microsoft.com/office/word/2024/wordml/sdtformatlock" xmlns:w16se="http://schemas.microsoft.com/office/word/2015/wordml/symex" xmlns:wpg="http://schemas.microsoft.com/office/word/2010/wordprocessingGroup" xmlns:wpi="http://schemas.microsoft.com/office/word/2010/wordprocessingInk" xmlns:wne="http://schemas.microsoft.com/office/word/2006/wordml" xmlns:wps="http://schemas.microsoft.com/office/word/2010/wordprocessingShape" mc:Ignorable="w14 w15 w16se w16cid w16 w16cex w16sdtdh w16sdtfl w16du wp14">
   <w:endnote w:type="separator" w:id="-1">
     <w:p>
       <w:pPr>
@@ -667,7 +398,7 @@
 </file>
 
 <file path=word/footer1.xml><?xml version="1.0" encoding="utf-8"?>
-<w:ftr xmlns:wpc="http://schemas.microsoft.com/office/word/2010/wordprocessingCanvas" xmlns:cx="http://schemas.microsoft.com/office/drawing/2014/chartex" xmlns:cx1="http://schemas.microsoft.com/office/drawing/2015/9/8/chartex" xmlns:cx2="http://schemas.microsoft.com/office/drawing/2015/10/21/chartex" xmlns:cx3="http://schemas.microsoft.com/office/drawing/2016/5/9/chartex" xmlns:cx4="http://schemas.microsoft.com/office/drawing/2016/5/10/chartex" xmlns:cx5="http://schemas.microsoft.com/office/drawing/2016/5/11/chartex" xmlns:cx6="http://schemas.microsoft.com/office/drawing/2016/5/12/chartex" xmlns:cx7="http://schemas.microsoft.com/office/drawing/2016/5/13/chartex" xmlns:cx8="http://schemas.microsoft.com/office/drawing/2016/5/14/chartex" xmlns:mc="http://schemas.openxmlformats.org/markup-compatibility/2006" xmlns:aink="http://schemas.microsoft.com/office/drawing/2016/ink" xmlns:am3d="http://schemas.microsoft.com/office/drawing/2017/model3d" xmlns:o="urn:schemas-microsoft-com:office:office" xmlns:oel="http://schemas.microsoft.com/office/2019/extlst" xmlns:r="http://schemas.openxmlformats.org/officeDocument/2006/relationships" xmlns:m="http://schemas.openxmlformats.org/officeDocument/2006/math" xmlns:v="urn:schemas-microsoft-com:vml" xmlns:wp14="http://schemas.microsoft.com/office/word/2010/wordprocessingDrawing" xmlns:wp="http://schemas.openxmlformats.org/drawingml/2006/wordprocessingDrawing" xmlns:w10="urn:schemas-microsoft-com:office:word" xmlns:w="http://schemas.openxmlformats.org/wordprocessingml/2006/main" xmlns:w14="http://schemas.microsoft.com/office/word/2010/wordml" xmlns:w15="http://schemas.microsoft.com/office/word/2012/wordml" xmlns:w16cex="http://schemas.microsoft.com/office/word/2018/wordml/cex" xmlns:w16cid="http://schemas.microsoft.com/office/word/2016/wordml/cid" xmlns:w16="http://schemas.microsoft.com/office/word/2018/wordml" xmlns:w16du="http://schemas.microsoft.com/office/word/2023/wordml/word16du" xmlns:w16sdtdh="http://schemas.microsoft.com/office/word/2020/wordml/sdtdatahash" xmlns:w16se="http://schemas.microsoft.com/office/word/2015/wordml/symex" xmlns:wpg="http://schemas.microsoft.com/office/word/2010/wordprocessingGroup" xmlns:wpi="http://schemas.microsoft.com/office/word/2010/wordprocessingInk" xmlns:wne="http://schemas.microsoft.com/office/word/2006/wordml" xmlns:wps="http://schemas.microsoft.com/office/word/2010/wordprocessingShape" mc:Ignorable="w14 w15 w16se w16cid w16 w16cex w16sdtdh w16du wp14">
+<w:ftr xmlns:wpc="http://schemas.microsoft.com/office/word/2010/wordprocessingCanvas" xmlns:cx="http://schemas.microsoft.com/office/drawing/2014/chartex" xmlns:cx1="http://schemas.microsoft.com/office/drawing/2015/9/8/chartex" xmlns:cx2="http://schemas.microsoft.com/office/drawing/2015/10/21/chartex" xmlns:cx3="http://schemas.microsoft.com/office/drawing/2016/5/9/chartex" xmlns:cx4="http://schemas.microsoft.com/office/drawing/2016/5/10/chartex" xmlns:cx5="http://schemas.microsoft.com/office/drawing/2016/5/11/chartex" xmlns:cx6="http://schemas.microsoft.com/office/drawing/2016/5/12/chartex" xmlns:cx7="http://schemas.microsoft.com/office/drawing/2016/5/13/chartex" xmlns:cx8="http://schemas.microsoft.com/office/drawing/2016/5/14/chartex" xmlns:mc="http://schemas.openxmlformats.org/markup-compatibility/2006" xmlns:aink="http://schemas.microsoft.com/office/drawing/2016/ink" xmlns:am3d="http://schemas.microsoft.com/office/drawing/2017/model3d" xmlns:o="urn:schemas-microsoft-com:office:office" xmlns:oel="http://schemas.microsoft.com/office/2019/extlst" xmlns:r="http://schemas.openxmlformats.org/officeDocument/2006/relationships" xmlns:m="http://schemas.openxmlformats.org/officeDocument/2006/math" xmlns:v="urn:schemas-microsoft-com:vml" xmlns:wp14="http://schemas.microsoft.com/office/word/2010/wordprocessingDrawing" xmlns:wp="http://schemas.openxmlformats.org/drawingml/2006/wordprocessingDrawing" xmlns:w10="urn:schemas-microsoft-com:office:word" xmlns:w="http://schemas.openxmlformats.org/wordprocessingml/2006/main" xmlns:w14="http://schemas.microsoft.com/office/word/2010/wordml" xmlns:w15="http://schemas.microsoft.com/office/word/2012/wordml" xmlns:w16cex="http://schemas.microsoft.com/office/word/2018/wordml/cex" xmlns:w16cid="http://schemas.microsoft.com/office/word/2016/wordml/cid" xmlns:w16="http://schemas.microsoft.com/office/word/2018/wordml" xmlns:w16du="http://schemas.microsoft.com/office/word/2023/wordml/word16du" xmlns:w16sdtdh="http://schemas.microsoft.com/office/word/2020/wordml/sdtdatahash" xmlns:w16sdtfl="http://schemas.microsoft.com/office/word/2024/wordml/sdtformatlock" xmlns:w16se="http://schemas.microsoft.com/office/word/2015/wordml/symex" xmlns:wpg="http://schemas.microsoft.com/office/word/2010/wordprocessingGroup" xmlns:wpi="http://schemas.microsoft.com/office/word/2010/wordprocessingInk" xmlns:wne="http://schemas.microsoft.com/office/word/2006/wordml" xmlns:wps="http://schemas.microsoft.com/office/word/2010/wordprocessingShape" mc:Ignorable="w14 w15 w16se w16cid w16 w16cex w16sdtdh w16sdtfl w16du wp14">
   <w:p>
     <w:pPr>
       <w:pStyle w:val="af"/>
@@ -677,7 +408,7 @@
 </file>
 
 <file path=word/footer2.xml><?xml version="1.0" encoding="utf-8"?>
-<w:ftr xmlns:wpc="http://schemas.microsoft.com/office/word/2010/wordprocessingCanvas" xmlns:cx="http://schemas.microsoft.com/office/drawing/2014/chartex" xmlns:cx1="http://schemas.microsoft.com/office/drawing/2015/9/8/chartex" xmlns:cx2="http://schemas.microsoft.com/office/drawing/2015/10/21/chartex" xmlns:cx3="http://schemas.microsoft.com/office/drawing/2016/5/9/chartex" xmlns:cx4="http://schemas.microsoft.com/office/drawing/2016/5/10/chartex" xmlns:cx5="http://schemas.microsoft.com/office/drawing/2016/5/11/chartex" xmlns:cx6="http://schemas.microsoft.com/office/drawing/2016/5/12/chartex" xmlns:cx7="http://schemas.microsoft.com/office/drawing/2016/5/13/chartex" xmlns:cx8="http://schemas.microsoft.com/office/drawing/2016/5/14/chartex" xmlns:mc="http://schemas.openxmlformats.org/markup-compatibility/2006" xmlns:aink="http://schemas.microsoft.com/office/drawing/2016/ink" xmlns:am3d="http://schemas.microsoft.com/office/drawing/2017/model3d" xmlns:o="urn:schemas-microsoft-com:office:office" xmlns:oel="http://schemas.microsoft.com/office/2019/extlst" xmlns:r="http://schemas.openxmlformats.org/officeDocument/2006/relationships" xmlns:m="http://schemas.openxmlformats.org/officeDocument/2006/math" xmlns:v="urn:schemas-microsoft-com:vml" xmlns:wp14="http://schemas.microsoft.com/office/word/2010/wordprocessingDrawing" xmlns:wp="http://schemas.openxmlformats.org/drawingml/2006/wordprocessingDrawing" xmlns:w10="urn:schemas-microsoft-com:office:word" xmlns:w="http://schemas.openxmlformats.org/wordprocessingml/2006/main" xmlns:w14="http://schemas.microsoft.com/office/word/2010/wordml" xmlns:w15="http://schemas.microsoft.com/office/word/2012/wordml" xmlns:w16cex="http://schemas.microsoft.com/office/word/2018/wordml/cex" xmlns:w16cid="http://schemas.microsoft.com/office/word/2016/wordml/cid" xmlns:w16="http://schemas.microsoft.com/office/word/2018/wordml" xmlns:w16du="http://schemas.microsoft.com/office/word/2023/wordml/word16du" xmlns:w16sdtdh="http://schemas.microsoft.com/office/word/2020/wordml/sdtdatahash" xmlns:w16se="http://schemas.microsoft.com/office/word/2015/wordml/symex" xmlns:wpg="http://schemas.microsoft.com/office/word/2010/wordprocessingGroup" xmlns:wpi="http://schemas.microsoft.com/office/word/2010/wordprocessingInk" xmlns:wne="http://schemas.microsoft.com/office/word/2006/wordml" xmlns:wps="http://schemas.microsoft.com/office/word/2010/wordprocessingShape" mc:Ignorable="w14 w15 w16se w16cid w16 w16cex w16sdtdh w16du wp14">
+<w:ftr xmlns:wpc="http://schemas.microsoft.com/office/word/2010/wordprocessingCanvas" xmlns:cx="http://schemas.microsoft.com/office/drawing/2014/chartex" xmlns:cx1="http://schemas.microsoft.com/office/drawing/2015/9/8/chartex" xmlns:cx2="http://schemas.microsoft.com/office/drawing/2015/10/21/chartex" xmlns:cx3="http://schemas.microsoft.com/office/drawing/2016/5/9/chartex" xmlns:cx4="http://schemas.microsoft.com/office/drawing/2016/5/10/chartex" xmlns:cx5="http://schemas.microsoft.com/office/drawing/2016/5/11/chartex" xmlns:cx6="http://schemas.microsoft.com/office/drawing/2016/5/12/chartex" xmlns:cx7="http://schemas.microsoft.com/office/drawing/2016/5/13/chartex" xmlns:cx8="http://schemas.microsoft.com/office/drawing/2016/5/14/chartex" xmlns:mc="http://schemas.openxmlformats.org/markup-compatibility/2006" xmlns:aink="http://schemas.microsoft.com/office/drawing/2016/ink" xmlns:am3d="http://schemas.microsoft.com/office/drawing/2017/model3d" xmlns:o="urn:schemas-microsoft-com:office:office" xmlns:oel="http://schemas.microsoft.com/office/2019/extlst" xmlns:r="http://schemas.openxmlformats.org/officeDocument/2006/relationships" xmlns:m="http://schemas.openxmlformats.org/officeDocument/2006/math" xmlns:v="urn:schemas-microsoft-com:vml" xmlns:wp14="http://schemas.microsoft.com/office/word/2010/wordprocessingDrawing" xmlns:wp="http://schemas.openxmlformats.org/drawingml/2006/wordprocessingDrawing" xmlns:w10="urn:schemas-microsoft-com:office:word" xmlns:w="http://schemas.openxmlformats.org/wordprocessingml/2006/main" xmlns:w14="http://schemas.microsoft.com/office/word/2010/wordml" xmlns:w15="http://schemas.microsoft.com/office/word/2012/wordml" xmlns:w16cex="http://schemas.microsoft.com/office/word/2018/wordml/cex" xmlns:w16cid="http://schemas.microsoft.com/office/word/2016/wordml/cid" xmlns:w16="http://schemas.microsoft.com/office/word/2018/wordml" xmlns:w16du="http://schemas.microsoft.com/office/word/2023/wordml/word16du" xmlns:w16sdtdh="http://schemas.microsoft.com/office/word/2020/wordml/sdtdatahash" xmlns:w16sdtfl="http://schemas.microsoft.com/office/word/2024/wordml/sdtformatlock" xmlns:w16se="http://schemas.microsoft.com/office/word/2015/wordml/symex" xmlns:wpg="http://schemas.microsoft.com/office/word/2010/wordprocessingGroup" xmlns:wpi="http://schemas.microsoft.com/office/word/2010/wordprocessingInk" xmlns:wne="http://schemas.microsoft.com/office/word/2006/wordml" xmlns:wps="http://schemas.microsoft.com/office/word/2010/wordprocessingShape" mc:Ignorable="w14 w15 w16se w16cid w16 w16cex w16sdtdh w16sdtfl w16du wp14">
   <w:p>
     <w:pPr>
       <w:pStyle w:val="a7"/>
@@ -754,7 +485,7 @@
 </file>
 
 <file path=word/footer3.xml><?xml version="1.0" encoding="utf-8"?>
-<w:ftr xmlns:wpc="http://schemas.microsoft.com/office/word/2010/wordprocessingCanvas" xmlns:cx="http://schemas.microsoft.com/office/drawing/2014/chartex" xmlns:cx1="http://schemas.microsoft.com/office/drawing/2015/9/8/chartex" xmlns:cx2="http://schemas.microsoft.com/office/drawing/2015/10/21/chartex" xmlns:cx3="http://schemas.microsoft.com/office/drawing/2016/5/9/chartex" xmlns:cx4="http://schemas.microsoft.com/office/drawing/2016/5/10/chartex" xmlns:cx5="http://schemas.microsoft.com/office/drawing/2016/5/11/chartex" xmlns:cx6="http://schemas.microsoft.com/office/drawing/2016/5/12/chartex" xmlns:cx7="http://schemas.microsoft.com/office/drawing/2016/5/13/chartex" xmlns:cx8="http://schemas.microsoft.com/office/drawing/2016/5/14/chartex" xmlns:mc="http://schemas.openxmlformats.org/markup-compatibility/2006" xmlns:aink="http://schemas.microsoft.com/office/drawing/2016/ink" xmlns:am3d="http://schemas.microsoft.com/office/drawing/2017/model3d" xmlns:o="urn:schemas-microsoft-com:office:office" xmlns:oel="http://schemas.microsoft.com/office/2019/extlst" xmlns:r="http://schemas.openxmlformats.org/officeDocument/2006/relationships" xmlns:m="http://schemas.openxmlformats.org/officeDocument/2006/math" xmlns:v="urn:schemas-microsoft-com:vml" xmlns:wp14="http://schemas.microsoft.com/office/word/2010/wordprocessingDrawing" xmlns:wp="http://schemas.openxmlformats.org/drawingml/2006/wordprocessingDrawing" xmlns:w10="urn:schemas-microsoft-com:office:word" xmlns:w="http://schemas.openxmlformats.org/wordprocessingml/2006/main" xmlns:w14="http://schemas.microsoft.com/office/word/2010/wordml" xmlns:w15="http://schemas.microsoft.com/office/word/2012/wordml" xmlns:w16cex="http://schemas.microsoft.com/office/word/2018/wordml/cex" xmlns:w16cid="http://schemas.microsoft.com/office/word/2016/wordml/cid" xmlns:w16="http://schemas.microsoft.com/office/word/2018/wordml" xmlns:w16du="http://schemas.microsoft.com/office/word/2023/wordml/word16du" xmlns:w16sdtdh="http://schemas.microsoft.com/office/word/2020/wordml/sdtdatahash" xmlns:w16se="http://schemas.microsoft.com/office/word/2015/wordml/symex" xmlns:wpg="http://schemas.microsoft.com/office/word/2010/wordprocessingGroup" xmlns:wpi="http://schemas.microsoft.com/office/word/2010/wordprocessingInk" xmlns:wne="http://schemas.microsoft.com/office/word/2006/wordml" xmlns:wps="http://schemas.microsoft.com/office/word/2010/wordprocessingShape" mc:Ignorable="w14 w15 w16se w16cid w16 w16cex w16sdtdh w16du wp14">
+<w:ftr xmlns:wpc="http://schemas.microsoft.com/office/word/2010/wordprocessingCanvas" xmlns:cx="http://schemas.microsoft.com/office/drawing/2014/chartex" xmlns:cx1="http://schemas.microsoft.com/office/drawing/2015/9/8/chartex" xmlns:cx2="http://schemas.microsoft.com/office/drawing/2015/10/21/chartex" xmlns:cx3="http://schemas.microsoft.com/office/drawing/2016/5/9/chartex" xmlns:cx4="http://schemas.microsoft.com/office/drawing/2016/5/10/chartex" xmlns:cx5="http://schemas.microsoft.com/office/drawing/2016/5/11/chartex" xmlns:cx6="http://schemas.microsoft.com/office/drawing/2016/5/12/chartex" xmlns:cx7="http://schemas.microsoft.com/office/drawing/2016/5/13/chartex" xmlns:cx8="http://schemas.microsoft.com/office/drawing/2016/5/14/chartex" xmlns:mc="http://schemas.openxmlformats.org/markup-compatibility/2006" xmlns:aink="http://schemas.microsoft.com/office/drawing/2016/ink" xmlns:am3d="http://schemas.microsoft.com/office/drawing/2017/model3d" xmlns:o="urn:schemas-microsoft-com:office:office" xmlns:oel="http://schemas.microsoft.com/office/2019/extlst" xmlns:r="http://schemas.openxmlformats.org/officeDocument/2006/relationships" xmlns:m="http://schemas.openxmlformats.org/officeDocument/2006/math" xmlns:v="urn:schemas-microsoft-com:vml" xmlns:wp14="http://schemas.microsoft.com/office/word/2010/wordprocessingDrawing" xmlns:wp="http://schemas.openxmlformats.org/drawingml/2006/wordprocessingDrawing" xmlns:w10="urn:schemas-microsoft-com:office:word" xmlns:w="http://schemas.openxmlformats.org/wordprocessingml/2006/main" xmlns:w14="http://schemas.microsoft.com/office/word/2010/wordml" xmlns:w15="http://schemas.microsoft.com/office/word/2012/wordml" xmlns:w16cex="http://schemas.microsoft.com/office/word/2018/wordml/cex" xmlns:w16cid="http://schemas.microsoft.com/office/word/2016/wordml/cid" xmlns:w16="http://schemas.microsoft.com/office/word/2018/wordml" xmlns:w16du="http://schemas.microsoft.com/office/word/2023/wordml/word16du" xmlns:w16sdtdh="http://schemas.microsoft.com/office/word/2020/wordml/sdtdatahash" xmlns:w16sdtfl="http://schemas.microsoft.com/office/word/2024/wordml/sdtformatlock" xmlns:w16se="http://schemas.microsoft.com/office/word/2015/wordml/symex" xmlns:wpg="http://schemas.microsoft.com/office/word/2010/wordprocessingGroup" xmlns:wpi="http://schemas.microsoft.com/office/word/2010/wordprocessingInk" xmlns:wne="http://schemas.microsoft.com/office/word/2006/wordml" xmlns:wps="http://schemas.microsoft.com/office/word/2010/wordprocessingShape" mc:Ignorable="w14 w15 w16se w16cid w16 w16cex w16sdtdh w16sdtfl w16du wp14">
   <w:p>
     <w:pPr>
       <w:pStyle w:val="af"/>
@@ -764,7 +495,7 @@
 </file>
 
 <file path=word/footnotes.xml><?xml version="1.0" encoding="utf-8"?>
-<w:footnotes xmlns:wpc="http://schemas.microsoft.com/office/word/2010/wordprocessingCanvas" xmlns:cx="http://schemas.microsoft.com/office/drawing/2014/chartex" xmlns:cx1="http://schemas.microsoft.com/office/drawing/2015/9/8/chartex" xmlns:cx2="http://schemas.microsoft.com/office/drawing/2015/10/21/chartex" xmlns:cx3="http://schemas.microsoft.com/office/drawing/2016/5/9/chartex" xmlns:cx4="http://schemas.microsoft.com/office/drawing/2016/5/10/chartex" xmlns:cx5="http://schemas.microsoft.com/office/drawing/2016/5/11/chartex" xmlns:cx6="http://schemas.microsoft.com/office/drawing/2016/5/12/chartex" xmlns:cx7="http://schemas.microsoft.com/office/drawing/2016/5/13/chartex" xmlns:cx8="http://schemas.microsoft.com/office/drawing/2016/5/14/chartex" xmlns:mc="http://schemas.openxmlformats.org/markup-compatibility/2006" xmlns:aink="http://schemas.microsoft.com/office/drawing/2016/ink" xmlns:am3d="http://schemas.microsoft.com/office/drawing/2017/model3d" xmlns:o="urn:schemas-microsoft-com:office:office" xmlns:oel="http://schemas.microsoft.com/office/2019/extlst" xmlns:r="http://schemas.openxmlformats.org/officeDocument/2006/relationships" xmlns:m="http://schemas.openxmlformats.org/officeDocument/2006/math" xmlns:v="urn:schemas-microsoft-com:vml" xmlns:wp14="http://schemas.microsoft.com/office/word/2010/wordprocessingDrawing" xmlns:wp="http://schemas.openxmlformats.org/drawingml/2006/wordprocessingDrawing" xmlns:w10="urn:schemas-microsoft-com:office:word" xmlns:w="http://schemas.openxmlformats.org/wordprocessingml/2006/main" xmlns:w14="http://schemas.microsoft.com/office/word/2010/wordml" xmlns:w15="http://schemas.microsoft.com/office/word/2012/wordml" xmlns:w16cex="http://schemas.microsoft.com/office/word/2018/wordml/cex" xmlns:w16cid="http://schemas.microsoft.com/office/word/2016/wordml/cid" xmlns:w16="http://schemas.microsoft.com/office/word/2018/wordml" xmlns:w16du="http://schemas.microsoft.com/office/word/2023/wordml/word16du" xmlns:w16sdtdh="http://schemas.microsoft.com/office/word/2020/wordml/sdtdatahash" xmlns:w16se="http://schemas.microsoft.com/office/word/2015/wordml/symex" xmlns:wpg="http://schemas.microsoft.com/office/word/2010/wordprocessingGroup" xmlns:wpi="http://schemas.microsoft.com/office/word/2010/wordprocessingInk" xmlns:wne="http://schemas.microsoft.com/office/word/2006/wordml" xmlns:wps="http://schemas.microsoft.com/office/word/2010/wordprocessingShape" mc:Ignorable="w14 w15 w16se w16cid w16 w16cex w16sdtdh w16du wp14">
+<w:footnotes xmlns:wpc="http://schemas.microsoft.com/office/word/2010/wordprocessingCanvas" xmlns:cx="http://schemas.microsoft.com/office/drawing/2014/chartex" xmlns:cx1="http://schemas.microsoft.com/office/drawing/2015/9/8/chartex" xmlns:cx2="http://schemas.microsoft.com/office/drawing/2015/10/21/chartex" xmlns:cx3="http://schemas.microsoft.com/office/drawing/2016/5/9/chartex" xmlns:cx4="http://schemas.microsoft.com/office/drawing/2016/5/10/chartex" xmlns:cx5="http://schemas.microsoft.com/office/drawing/2016/5/11/chartex" xmlns:cx6="http://schemas.microsoft.com/office/drawing/2016/5/12/chartex" xmlns:cx7="http://schemas.microsoft.com/office/drawing/2016/5/13/chartex" xmlns:cx8="http://schemas.microsoft.com/office/drawing/2016/5/14/chartex" xmlns:mc="http://schemas.openxmlformats.org/markup-compatibility/2006" xmlns:aink="http://schemas.microsoft.com/office/drawing/2016/ink" xmlns:am3d="http://schemas.microsoft.com/office/drawing/2017/model3d" xmlns:o="urn:schemas-microsoft-com:office:office" xmlns:oel="http://schemas.microsoft.com/office/2019/extlst" xmlns:r="http://schemas.openxmlformats.org/officeDocument/2006/relationships" xmlns:m="http://schemas.openxmlformats.org/officeDocument/2006/math" xmlns:v="urn:schemas-microsoft-com:vml" xmlns:wp14="http://schemas.microsoft.com/office/word/2010/wordprocessingDrawing" xmlns:wp="http://schemas.openxmlformats.org/drawingml/2006/wordprocessingDrawing" xmlns:w10="urn:schemas-microsoft-com:office:word" xmlns:w="http://schemas.openxmlformats.org/wordprocessingml/2006/main" xmlns:w14="http://schemas.microsoft.com/office/word/2010/wordml" xmlns:w15="http://schemas.microsoft.com/office/word/2012/wordml" xmlns:w16cex="http://schemas.microsoft.com/office/word/2018/wordml/cex" xmlns:w16cid="http://schemas.microsoft.com/office/word/2016/wordml/cid" xmlns:w16="http://schemas.microsoft.com/office/word/2018/wordml" xmlns:w16du="http://schemas.microsoft.com/office/word/2023/wordml/word16du" xmlns:w16sdtdh="http://schemas.microsoft.com/office/word/2020/wordml/sdtdatahash" xmlns:w16sdtfl="http://schemas.microsoft.com/office/word/2024/wordml/sdtformatlock" xmlns:w16se="http://schemas.microsoft.com/office/word/2015/wordml/symex" xmlns:wpg="http://schemas.microsoft.com/office/word/2010/wordprocessingGroup" xmlns:wpi="http://schemas.microsoft.com/office/word/2010/wordprocessingInk" xmlns:wne="http://schemas.microsoft.com/office/word/2006/wordml" xmlns:wps="http://schemas.microsoft.com/office/word/2010/wordprocessingShape" mc:Ignorable="w14 w15 w16se w16cid w16 w16cex w16sdtdh w16sdtfl w16du wp14">
   <w:footnote w:type="separator" w:id="-1">
     <w:p>
       <w:pPr>
@@ -789,7 +520,7 @@
 </file>
 
 <file path=word/header1.xml><?xml version="1.0" encoding="utf-8"?>
-<w:hdr xmlns:wpc="http://schemas.microsoft.com/office/word/2010/wordprocessingCanvas" xmlns:cx="http://schemas.microsoft.com/office/drawing/2014/chartex" xmlns:cx1="http://schemas.microsoft.com/office/drawing/2015/9/8/chartex" xmlns:cx2="http://schemas.microsoft.com/office/drawing/2015/10/21/chartex" xmlns:cx3="http://schemas.microsoft.com/office/drawing/2016/5/9/chartex" xmlns:cx4="http://schemas.microsoft.com/office/drawing/2016/5/10/chartex" xmlns:cx5="http://schemas.microsoft.com/office/drawing/2016/5/11/chartex" xmlns:cx6="http://schemas.microsoft.com/office/drawing/2016/5/12/chartex" xmlns:cx7="http://schemas.microsoft.com/office/drawing/2016/5/13/chartex" xmlns:cx8="http://schemas.microsoft.com/office/drawing/2016/5/14/chartex" xmlns:mc="http://schemas.openxmlformats.org/markup-compatibility/2006" xmlns:aink="http://schemas.microsoft.com/office/drawing/2016/ink" xmlns:am3d="http://schemas.microsoft.com/office/drawing/2017/model3d" xmlns:o="urn:schemas-microsoft-com:office:office" xmlns:oel="http://schemas.microsoft.com/office/2019/extlst" xmlns:r="http://schemas.openxmlformats.org/officeDocument/2006/relationships" xmlns:m="http://schemas.openxmlformats.org/officeDocument/2006/math" xmlns:v="urn:schemas-microsoft-com:vml" xmlns:wp14="http://schemas.microsoft.com/office/word/2010/wordprocessingDrawing" xmlns:wp="http://schemas.openxmlformats.org/drawingml/2006/wordprocessingDrawing" xmlns:w10="urn:schemas-microsoft-com:office:word" xmlns:w="http://schemas.openxmlformats.org/wordprocessingml/2006/main" xmlns:w14="http://schemas.microsoft.com/office/word/2010/wordml" xmlns:w15="http://schemas.microsoft.com/office/word/2012/wordml" xmlns:w16cex="http://schemas.microsoft.com/office/word/2018/wordml/cex" xmlns:w16cid="http://schemas.microsoft.com/office/word/2016/wordml/cid" xmlns:w16="http://schemas.microsoft.com/office/word/2018/wordml" xmlns:w16du="http://schemas.microsoft.com/office/word/2023/wordml/word16du" xmlns:w16sdtdh="http://schemas.microsoft.com/office/word/2020/wordml/sdtdatahash" xmlns:w16se="http://schemas.microsoft.com/office/word/2015/wordml/symex" xmlns:wpg="http://schemas.microsoft.com/office/word/2010/wordprocessingGroup" xmlns:wpi="http://schemas.microsoft.com/office/word/2010/wordprocessingInk" xmlns:wne="http://schemas.microsoft.com/office/word/2006/wordml" xmlns:wps="http://schemas.microsoft.com/office/word/2010/wordprocessingShape" mc:Ignorable="w14 w15 w16se w16cid w16 w16cex w16sdtdh w16du wp14">
+<w:hdr xmlns:wpc="http://schemas.microsoft.com/office/word/2010/wordprocessingCanvas" xmlns:cx="http://schemas.microsoft.com/office/drawing/2014/chartex" xmlns:cx1="http://schemas.microsoft.com/office/drawing/2015/9/8/chartex" xmlns:cx2="http://schemas.microsoft.com/office/drawing/2015/10/21/chartex" xmlns:cx3="http://schemas.microsoft.com/office/drawing/2016/5/9/chartex" xmlns:cx4="http://schemas.microsoft.com/office/drawing/2016/5/10/chartex" xmlns:cx5="http://schemas.microsoft.com/office/drawing/2016/5/11/chartex" xmlns:cx6="http://schemas.microsoft.com/office/drawing/2016/5/12/chartex" xmlns:cx7="http://schemas.microsoft.com/office/drawing/2016/5/13/chartex" xmlns:cx8="http://schemas.microsoft.com/office/drawing/2016/5/14/chartex" xmlns:mc="http://schemas.openxmlformats.org/markup-compatibility/2006" xmlns:aink="http://schemas.microsoft.com/office/drawing/2016/ink" xmlns:am3d="http://schemas.microsoft.com/office/drawing/2017/model3d" xmlns:o="urn:schemas-microsoft-com:office:office" xmlns:oel="http://schemas.microsoft.com/office/2019/extlst" xmlns:r="http://schemas.openxmlformats.org/officeDocument/2006/relationships" xmlns:m="http://schemas.openxmlformats.org/officeDocument/2006/math" xmlns:v="urn:schemas-microsoft-com:vml" xmlns:wp14="http://schemas.microsoft.com/office/word/2010/wordprocessingDrawing" xmlns:wp="http://schemas.openxmlformats.org/drawingml/2006/wordprocessingDrawing" xmlns:w10="urn:schemas-microsoft-com:office:word" xmlns:w="http://schemas.openxmlformats.org/wordprocessingml/2006/main" xmlns:w14="http://schemas.microsoft.com/office/word/2010/wordml" xmlns:w15="http://schemas.microsoft.com/office/word/2012/wordml" xmlns:w16cex="http://schemas.microsoft.com/office/word/2018/wordml/cex" xmlns:w16cid="http://schemas.microsoft.com/office/word/2016/wordml/cid" xmlns:w16="http://schemas.microsoft.com/office/word/2018/wordml" xmlns:w16du="http://schemas.microsoft.com/office/word/2023/wordml/word16du" xmlns:w16sdtdh="http://schemas.microsoft.com/office/word/2020/wordml/sdtdatahash" xmlns:w16sdtfl="http://schemas.microsoft.com/office/word/2024/wordml/sdtformatlock" xmlns:w16se="http://schemas.microsoft.com/office/word/2015/wordml/symex" xmlns:wpg="http://schemas.microsoft.com/office/word/2010/wordprocessingGroup" xmlns:wpi="http://schemas.microsoft.com/office/word/2010/wordprocessingInk" xmlns:wne="http://schemas.microsoft.com/office/word/2006/wordml" xmlns:wps="http://schemas.microsoft.com/office/word/2010/wordprocessingShape" mc:Ignorable="w14 w15 w16se w16cid w16 w16cex w16sdtdh w16sdtfl w16du wp14">
   <w:p>
     <w:pPr>
       <w:pStyle w:val="ad"/>
@@ -799,7 +530,7 @@
 </file>
 
 <file path=word/header2.xml><?xml version="1.0" encoding="utf-8"?>
-<w:hdr xmlns:wpc="http://schemas.microsoft.com/office/word/2010/wordprocessingCanvas" xmlns:cx="http://schemas.microsoft.com/office/drawing/2014/chartex" xmlns:cx1="http://schemas.microsoft.com/office/drawing/2015/9/8/chartex" xmlns:cx2="http://schemas.microsoft.com/office/drawing/2015/10/21/chartex" xmlns:cx3="http://schemas.microsoft.com/office/drawing/2016/5/9/chartex" xmlns:cx4="http://schemas.microsoft.com/office/drawing/2016/5/10/chartex" xmlns:cx5="http://schemas.microsoft.com/office/drawing/2016/5/11/chartex" xmlns:cx6="http://schemas.microsoft.com/office/drawing/2016/5/12/chartex" xmlns:cx7="http://schemas.microsoft.com/office/drawing/2016/5/13/chartex" xmlns:cx8="http://schemas.microsoft.com/office/drawing/2016/5/14/chartex" xmlns:mc="http://schemas.openxmlformats.org/markup-compatibility/2006" xmlns:aink="http://schemas.microsoft.com/office/drawing/2016/ink" xmlns:am3d="http://schemas.microsoft.com/office/drawing/2017/model3d" xmlns:o="urn:schemas-microsoft-com:office:office" xmlns:oel="http://schemas.microsoft.com/office/2019/extlst" xmlns:r="http://schemas.openxmlformats.org/officeDocument/2006/relationships" xmlns:m="http://schemas.openxmlformats.org/officeDocument/2006/math" xmlns:v="urn:schemas-microsoft-com:vml" xmlns:wp14="http://schemas.microsoft.com/office/word/2010/wordprocessingDrawing" xmlns:wp="http://schemas.openxmlformats.org/drawingml/2006/wordprocessingDrawing" xmlns:w10="urn:schemas-microsoft-com:office:word" xmlns:w="http://schemas.openxmlformats.org/wordprocessingml/2006/main" xmlns:w14="http://schemas.microsoft.com/office/word/2010/wordml" xmlns:w15="http://schemas.microsoft.com/office/word/2012/wordml" xmlns:w16cex="http://schemas.microsoft.com/office/word/2018/wordml/cex" xmlns:w16cid="http://schemas.microsoft.com/office/word/2016/wordml/cid" xmlns:w16="http://schemas.microsoft.com/office/word/2018/wordml" xmlns:w16du="http://schemas.microsoft.com/office/word/2023/wordml/word16du" xmlns:w16sdtdh="http://schemas.microsoft.com/office/word/2020/wordml/sdtdatahash" xmlns:w16se="http://schemas.microsoft.com/office/word/2015/wordml/symex" xmlns:wpg="http://schemas.microsoft.com/office/word/2010/wordprocessingGroup" xmlns:wpi="http://schemas.microsoft.com/office/word/2010/wordprocessingInk" xmlns:wne="http://schemas.microsoft.com/office/word/2006/wordml" xmlns:wps="http://schemas.microsoft.com/office/word/2010/wordprocessingShape" mc:Ignorable="w14 w15 w16se w16cid w16 w16cex w16sdtdh w16du wp14">
+<w:hdr xmlns:wpc="http://schemas.microsoft.com/office/word/2010/wordprocessingCanvas" xmlns:cx="http://schemas.microsoft.com/office/drawing/2014/chartex" xmlns:cx1="http://schemas.microsoft.com/office/drawing/2015/9/8/chartex" xmlns:cx2="http://schemas.microsoft.com/office/drawing/2015/10/21/chartex" xmlns:cx3="http://schemas.microsoft.com/office/drawing/2016/5/9/chartex" xmlns:cx4="http://schemas.microsoft.com/office/drawing/2016/5/10/chartex" xmlns:cx5="http://schemas.microsoft.com/office/drawing/2016/5/11/chartex" xmlns:cx6="http://schemas.microsoft.com/office/drawing/2016/5/12/chartex" xmlns:cx7="http://schemas.microsoft.com/office/drawing/2016/5/13/chartex" xmlns:cx8="http://schemas.microsoft.com/office/drawing/2016/5/14/chartex" xmlns:mc="http://schemas.openxmlformats.org/markup-compatibility/2006" xmlns:aink="http://schemas.microsoft.com/office/drawing/2016/ink" xmlns:am3d="http://schemas.microsoft.com/office/drawing/2017/model3d" xmlns:o="urn:schemas-microsoft-com:office:office" xmlns:oel="http://schemas.microsoft.com/office/2019/extlst" xmlns:r="http://schemas.openxmlformats.org/officeDocument/2006/relationships" xmlns:m="http://schemas.openxmlformats.org/officeDocument/2006/math" xmlns:v="urn:schemas-microsoft-com:vml" xmlns:wp14="http://schemas.microsoft.com/office/word/2010/wordprocessingDrawing" xmlns:wp="http://schemas.openxmlformats.org/drawingml/2006/wordprocessingDrawing" xmlns:w10="urn:schemas-microsoft-com:office:word" xmlns:w="http://schemas.openxmlformats.org/wordprocessingml/2006/main" xmlns:w14="http://schemas.microsoft.com/office/word/2010/wordml" xmlns:w15="http://schemas.microsoft.com/office/word/2012/wordml" xmlns:w16cex="http://schemas.microsoft.com/office/word/2018/wordml/cex" xmlns:w16cid="http://schemas.microsoft.com/office/word/2016/wordml/cid" xmlns:w16="http://schemas.microsoft.com/office/word/2018/wordml" xmlns:w16du="http://schemas.microsoft.com/office/word/2023/wordml/word16du" xmlns:w16sdtdh="http://schemas.microsoft.com/office/word/2020/wordml/sdtdatahash" xmlns:w16sdtfl="http://schemas.microsoft.com/office/word/2024/wordml/sdtformatlock" xmlns:w16se="http://schemas.microsoft.com/office/word/2015/wordml/symex" xmlns:wpg="http://schemas.microsoft.com/office/word/2010/wordprocessingGroup" xmlns:wpi="http://schemas.microsoft.com/office/word/2010/wordprocessingInk" xmlns:wne="http://schemas.microsoft.com/office/word/2006/wordml" xmlns:wps="http://schemas.microsoft.com/office/word/2010/wordprocessingShape" mc:Ignorable="w14 w15 w16se w16cid w16 w16cex w16sdtdh w16sdtfl w16du wp14">
   <w:p>
     <w:pPr>
       <w:pStyle w:val="a7"/>
@@ -881,7 +612,7 @@
 </file>
 
 <file path=word/header3.xml><?xml version="1.0" encoding="utf-8"?>
-<w:hdr xmlns:wpc="http://schemas.microsoft.com/office/word/2010/wordprocessingCanvas" xmlns:cx="http://schemas.microsoft.com/office/drawing/2014/chartex" xmlns:cx1="http://schemas.microsoft.com/office/drawing/2015/9/8/chartex" xmlns:cx2="http://schemas.microsoft.com/office/drawing/2015/10/21/chartex" xmlns:cx3="http://schemas.microsoft.com/office/drawing/2016/5/9/chartex" xmlns:cx4="http://schemas.microsoft.com/office/drawing/2016/5/10/chartex" xmlns:cx5="http://schemas.microsoft.com/office/drawing/2016/5/11/chartex" xmlns:cx6="http://schemas.microsoft.com/office/drawing/2016/5/12/chartex" xmlns:cx7="http://schemas.microsoft.com/office/drawing/2016/5/13/chartex" xmlns:cx8="http://schemas.microsoft.com/office/drawing/2016/5/14/chartex" xmlns:mc="http://schemas.openxmlformats.org/markup-compatibility/2006" xmlns:aink="http://schemas.microsoft.com/office/drawing/2016/ink" xmlns:am3d="http://schemas.microsoft.com/office/drawing/2017/model3d" xmlns:o="urn:schemas-microsoft-com:office:office" xmlns:oel="http://schemas.microsoft.com/office/2019/extlst" xmlns:r="http://schemas.openxmlformats.org/officeDocument/2006/relationships" xmlns:m="http://schemas.openxmlformats.org/officeDocument/2006/math" xmlns:v="urn:schemas-microsoft-com:vml" xmlns:wp14="http://schemas.microsoft.com/office/word/2010/wordprocessingDrawing" xmlns:wp="http://schemas.openxmlformats.org/drawingml/2006/wordprocessingDrawing" xmlns:w10="urn:schemas-microsoft-com:office:word" xmlns:w="http://schemas.openxmlformats.org/wordprocessingml/2006/main" xmlns:w14="http://schemas.microsoft.com/office/word/2010/wordml" xmlns:w15="http://schemas.microsoft.com/office/word/2012/wordml" xmlns:w16cex="http://schemas.microsoft.com/office/word/2018/wordml/cex" xmlns:w16cid="http://schemas.microsoft.com/office/word/2016/wordml/cid" xmlns:w16="http://schemas.microsoft.com/office/word/2018/wordml" xmlns:w16du="http://schemas.microsoft.com/office/word/2023/wordml/word16du" xmlns:w16sdtdh="http://schemas.microsoft.com/office/word/2020/wordml/sdtdatahash" xmlns:w16se="http://schemas.microsoft.com/office/word/2015/wordml/symex" xmlns:wpg="http://schemas.microsoft.com/office/word/2010/wordprocessingGroup" xmlns:wpi="http://schemas.microsoft.com/office/word/2010/wordprocessingInk" xmlns:wne="http://schemas.microsoft.com/office/word/2006/wordml" xmlns:wps="http://schemas.microsoft.com/office/word/2010/wordprocessingShape" mc:Ignorable="w14 w15 w16se w16cid w16 w16cex w16sdtdh w16du wp14">
+<w:hdr xmlns:wpc="http://schemas.microsoft.com/office/word/2010/wordprocessingCanvas" xmlns:cx="http://schemas.microsoft.com/office/drawing/2014/chartex" xmlns:cx1="http://schemas.microsoft.com/office/drawing/2015/9/8/chartex" xmlns:cx2="http://schemas.microsoft.com/office/drawing/2015/10/21/chartex" xmlns:cx3="http://schemas.microsoft.com/office/drawing/2016/5/9/chartex" xmlns:cx4="http://schemas.microsoft.com/office/drawing/2016/5/10/chartex" xmlns:cx5="http://schemas.microsoft.com/office/drawing/2016/5/11/chartex" xmlns:cx6="http://schemas.microsoft.com/office/drawing/2016/5/12/chartex" xmlns:cx7="http://schemas.microsoft.com/office/drawing/2016/5/13/chartex" xmlns:cx8="http://schemas.microsoft.com/office/drawing/2016/5/14/chartex" xmlns:mc="http://schemas.openxmlformats.org/markup-compatibility/2006" xmlns:aink="http://schemas.microsoft.com/office/drawing/2016/ink" xmlns:am3d="http://schemas.microsoft.com/office/drawing/2017/model3d" xmlns:o="urn:schemas-microsoft-com:office:office" xmlns:oel="http://schemas.microsoft.com/office/2019/extlst" xmlns:r="http://schemas.openxmlformats.org/officeDocument/2006/relationships" xmlns:m="http://schemas.openxmlformats.org/officeDocument/2006/math" xmlns:v="urn:schemas-microsoft-com:vml" xmlns:wp14="http://schemas.microsoft.com/office/word/2010/wordprocessingDrawing" xmlns:wp="http://schemas.openxmlformats.org/drawingml/2006/wordprocessingDrawing" xmlns:w10="urn:schemas-microsoft-com:office:word" xmlns:w="http://schemas.openxmlformats.org/wordprocessingml/2006/main" xmlns:w14="http://schemas.microsoft.com/office/word/2010/wordml" xmlns:w15="http://schemas.microsoft.com/office/word/2012/wordml" xmlns:w16cex="http://schemas.microsoft.com/office/word/2018/wordml/cex" xmlns:w16cid="http://schemas.microsoft.com/office/word/2016/wordml/cid" xmlns:w16="http://schemas.microsoft.com/office/word/2018/wordml" xmlns:w16du="http://schemas.microsoft.com/office/word/2023/wordml/word16du" xmlns:w16sdtdh="http://schemas.microsoft.com/office/word/2020/wordml/sdtdatahash" xmlns:w16sdtfl="http://schemas.microsoft.com/office/word/2024/wordml/sdtformatlock" xmlns:w16se="http://schemas.microsoft.com/office/word/2015/wordml/symex" xmlns:wpg="http://schemas.microsoft.com/office/word/2010/wordprocessingGroup" xmlns:wpi="http://schemas.microsoft.com/office/word/2010/wordprocessingInk" xmlns:wne="http://schemas.microsoft.com/office/word/2006/wordml" xmlns:wps="http://schemas.microsoft.com/office/word/2010/wordprocessingShape" mc:Ignorable="w14 w15 w16se w16cid w16 w16cex w16sdtdh w16sdtfl w16du wp14">
   <w:p>
     <w:pPr>
       <w:pStyle w:val="ad"/>
@@ -891,7 +622,7 @@
 </file>
 
 <file path=word/numbering.xml><?xml version="1.0" encoding="utf-8"?>
-<w:numbering xmlns:wpc="http://schemas.microsoft.com/office/word/2010/wordprocessingCanvas" xmlns:cx="http://schemas.microsoft.com/office/drawing/2014/chartex" xmlns:cx1="http://schemas.microsoft.com/office/drawing/2015/9/8/chartex" xmlns:cx2="http://schemas.microsoft.com/office/drawing/2015/10/21/chartex" xmlns:cx3="http://schemas.microsoft.com/office/drawing/2016/5/9/chartex" xmlns:cx4="http://schemas.microsoft.com/office/drawing/2016/5/10/chartex" xmlns:cx5="http://schemas.microsoft.com/office/drawing/2016/5/11/chartex" xmlns:cx6="http://schemas.microsoft.com/office/drawing/2016/5/12/chartex" xmlns:cx7="http://schemas.microsoft.com/office/drawing/2016/5/13/chartex" xmlns:cx8="http://schemas.microsoft.com/office/drawing/2016/5/14/chartex" xmlns:mc="http://schemas.openxmlformats.org/markup-compatibility/2006" xmlns:aink="http://schemas.microsoft.com/office/drawing/2016/ink" xmlns:am3d="http://schemas.microsoft.com/office/drawing/2017/model3d" xmlns:o="urn:schemas-microsoft-com:office:office" xmlns:oel="http://schemas.microsoft.com/office/2019/extlst" xmlns:r="http://schemas.openxmlformats.org/officeDocument/2006/relationships" xmlns:m="http://schemas.openxmlformats.org/officeDocument/2006/math" xmlns:v="urn:schemas-microsoft-com:vml" xmlns:wp14="http://schemas.microsoft.com/office/word/2010/wordprocessingDrawing" xmlns:wp="http://schemas.openxmlformats.org/drawingml/2006/wordprocessingDrawing" xmlns:w10="urn:schemas-microsoft-com:office:word" xmlns:w="http://schemas.openxmlformats.org/wordprocessingml/2006/main" xmlns:w14="http://schemas.microsoft.com/office/word/2010/wordml" xmlns:w15="http://schemas.microsoft.com/office/word/2012/wordml" xmlns:w16cex="http://schemas.microsoft.com/office/word/2018/wordml/cex" xmlns:w16cid="http://schemas.microsoft.com/office/word/2016/wordml/cid" xmlns:w16="http://schemas.microsoft.com/office/word/2018/wordml" xmlns:w16du="http://schemas.microsoft.com/office/word/2023/wordml/word16du" xmlns:w16sdtdh="http://schemas.microsoft.com/office/word/2020/wordml/sdtdatahash" xmlns:w16se="http://schemas.microsoft.com/office/word/2015/wordml/symex" xmlns:wpg="http://schemas.microsoft.com/office/word/2010/wordprocessingGroup" xmlns:wpi="http://schemas.microsoft.com/office/word/2010/wordprocessingInk" xmlns:wne="http://schemas.microsoft.com/office/word/2006/wordml" xmlns:wps="http://schemas.microsoft.com/office/word/2010/wordprocessingShape" mc:Ignorable="w14 w15 w16se w16cid w16 w16cex w16sdtdh w16du wp14">
+<w:numbering xmlns:wpc="http://schemas.microsoft.com/office/word/2010/wordprocessingCanvas" xmlns:cx="http://schemas.microsoft.com/office/drawing/2014/chartex" xmlns:cx1="http://schemas.microsoft.com/office/drawing/2015/9/8/chartex" xmlns:cx2="http://schemas.microsoft.com/office/drawing/2015/10/21/chartex" xmlns:cx3="http://schemas.microsoft.com/office/drawing/2016/5/9/chartex" xmlns:cx4="http://schemas.microsoft.com/office/drawing/2016/5/10/chartex" xmlns:cx5="http://schemas.microsoft.com/office/drawing/2016/5/11/chartex" xmlns:cx6="http://schemas.microsoft.com/office/drawing/2016/5/12/chartex" xmlns:cx7="http://schemas.microsoft.com/office/drawing/2016/5/13/chartex" xmlns:cx8="http://schemas.microsoft.com/office/drawing/2016/5/14/chartex" xmlns:mc="http://schemas.openxmlformats.org/markup-compatibility/2006" xmlns:aink="http://schemas.microsoft.com/office/drawing/2016/ink" xmlns:am3d="http://schemas.microsoft.com/office/drawing/2017/model3d" xmlns:o="urn:schemas-microsoft-com:office:office" xmlns:oel="http://schemas.microsoft.com/office/2019/extlst" xmlns:r="http://schemas.openxmlformats.org/officeDocument/2006/relationships" xmlns:m="http://schemas.openxmlformats.org/officeDocument/2006/math" xmlns:v="urn:schemas-microsoft-com:vml" xmlns:wp14="http://schemas.microsoft.com/office/word/2010/wordprocessingDrawing" xmlns:wp="http://schemas.openxmlformats.org/drawingml/2006/wordprocessingDrawing" xmlns:w10="urn:schemas-microsoft-com:office:word" xmlns:w="http://schemas.openxmlformats.org/wordprocessingml/2006/main" xmlns:w14="http://schemas.microsoft.com/office/word/2010/wordml" xmlns:w15="http://schemas.microsoft.com/office/word/2012/wordml" xmlns:w16cex="http://schemas.microsoft.com/office/word/2018/wordml/cex" xmlns:w16cid="http://schemas.microsoft.com/office/word/2016/wordml/cid" xmlns:w16="http://schemas.microsoft.com/office/word/2018/wordml" xmlns:w16du="http://schemas.microsoft.com/office/word/2023/wordml/word16du" xmlns:w16sdtdh="http://schemas.microsoft.com/office/word/2020/wordml/sdtdatahash" xmlns:w16sdtfl="http://schemas.microsoft.com/office/word/2024/wordml/sdtformatlock" xmlns:w16se="http://schemas.microsoft.com/office/word/2015/wordml/symex" xmlns:wpg="http://schemas.microsoft.com/office/word/2010/wordprocessingGroup" xmlns:wpi="http://schemas.microsoft.com/office/word/2010/wordprocessingInk" xmlns:wne="http://schemas.microsoft.com/office/word/2006/wordml" xmlns:wps="http://schemas.microsoft.com/office/word/2010/wordprocessingShape" mc:Ignorable="w14 w15 w16se w16cid w16 w16cex w16sdtdh w16sdtfl w16du wp14">
   <w:abstractNum w:abstractNumId="0" w15:restartNumberingAfterBreak="0">
     <w:nsid w:val="171402C1"/>
     <w:multiLevelType w:val="hybridMultilevel"/>
@@ -1018,7 +749,7 @@
 </file>
 
 <file path=word/styles.xml><?xml version="1.0" encoding="utf-8"?>
-<w:styles xmlns:mc="http://schemas.openxmlformats.org/markup-compatibility/2006" xmlns:r="http://schemas.openxmlformats.org/officeDocument/2006/relationships" xmlns:w="http://schemas.openxmlformats.org/wordprocessingml/2006/main" xmlns:w14="http://schemas.microsoft.com/office/word/2010/wordml" xmlns:w15="http://schemas.microsoft.com/office/word/2012/wordml" xmlns:w16cex="http://schemas.microsoft.com/office/word/2018/wordml/cex" xmlns:w16cid="http://schemas.microsoft.com/office/word/2016/wordml/cid" xmlns:w16="http://schemas.microsoft.com/office/word/2018/wordml" xmlns:w16du="http://schemas.microsoft.com/office/word/2023/wordml/word16du" xmlns:w16sdtdh="http://schemas.microsoft.com/office/word/2020/wordml/sdtdatahash" xmlns:w16se="http://schemas.microsoft.com/office/word/2015/wordml/symex" mc:Ignorable="w14 w15 w16se w16cid w16 w16cex w16sdtdh w16du">
+<w:styles xmlns:mc="http://schemas.openxmlformats.org/markup-compatibility/2006" xmlns:r="http://schemas.openxmlformats.org/officeDocument/2006/relationships" xmlns:w="http://schemas.openxmlformats.org/wordprocessingml/2006/main" xmlns:w14="http://schemas.microsoft.com/office/word/2010/wordml" xmlns:w15="http://schemas.microsoft.com/office/word/2012/wordml" xmlns:w16cex="http://schemas.microsoft.com/office/word/2018/wordml/cex" xmlns:w16cid="http://schemas.microsoft.com/office/word/2016/wordml/cid" xmlns:w16="http://schemas.microsoft.com/office/word/2018/wordml" xmlns:w16du="http://schemas.microsoft.com/office/word/2023/wordml/word16du" xmlns:w16sdtdh="http://schemas.microsoft.com/office/word/2020/wordml/sdtdatahash" xmlns:w16sdtfl="http://schemas.microsoft.com/office/word/2024/wordml/sdtformatlock" xmlns:w16se="http://schemas.microsoft.com/office/word/2015/wordml/symex" mc:Ignorable="w14 w15 w16se w16cid w16 w16cex w16sdtdh w16sdtfl w16du">
   <w:docDefaults>
     <w:rPrDefault>
       <w:rPr>

--- a/TestProject/TestTemplate.docx
+++ b/TestProject/TestTemplate.docx
@@ -349,6 +349,21 @@
     </w:p>
     <w:p>
       <w:pPr>
+        <w:rPr>
+          <w:color w:val="000000" w:themeColor="text1"/>
+          <w:lang w:val="en-US"/>
+        </w:rPr>
+      </w:pPr>
+      <w:r>
+        <w:rPr>
+          <w:color w:val="000000" w:themeColor="text1"/>
+          <w:lang w:val="en-US"/>
+        </w:rPr>
+        <w:br w:type="page"/>
+      </w:r>
+    </w:p>
+    <w:p>
+      <w:pPr>
         <w:pStyle w:val="a7"/>
         <w:rPr>
           <w:color w:val="000000" w:themeColor="text1"/>
@@ -357,15 +372,13 @@
       </w:pPr>
     </w:p>
     <w:sectPr>
-      <w:headerReference w:type="even" r:id="rId7"/>
-      <w:headerReference w:type="default" r:id="rId8"/>
-      <w:footerReference w:type="even" r:id="rId9"/>
-      <w:footerReference w:type="default" r:id="rId10"/>
-      <w:headerReference w:type="first" r:id="rId11"/>
-      <w:footerReference w:type="first" r:id="rId12"/>
+      <w:headerReference w:type="default" r:id="rId7"/>
+      <w:footerReference w:type="default" r:id="rId8"/>
+      <w:headerReference w:type="first" r:id="rId9"/>
       <w:pgSz w:w="11906" w:h="16838"/>
       <w:pgMar w:top="1134" w:right="850" w:bottom="1134" w:left="1701" w:header="708" w:footer="708" w:gutter="0"/>
       <w:cols w:space="708"/>
+      <w:titlePg/>
       <w:docGrid w:linePitch="360"/>
     </w:sectPr>
   </w:body>
@@ -401,16 +414,6 @@
 <w:ftr xmlns:wpc="http://schemas.microsoft.com/office/word/2010/wordprocessingCanvas" xmlns:cx="http://schemas.microsoft.com/office/drawing/2014/chartex" xmlns:cx1="http://schemas.microsoft.com/office/drawing/2015/9/8/chartex" xmlns:cx2="http://schemas.microsoft.com/office/drawing/2015/10/21/chartex" xmlns:cx3="http://schemas.microsoft.com/office/drawing/2016/5/9/chartex" xmlns:cx4="http://schemas.microsoft.com/office/drawing/2016/5/10/chartex" xmlns:cx5="http://schemas.microsoft.com/office/drawing/2016/5/11/chartex" xmlns:cx6="http://schemas.microsoft.com/office/drawing/2016/5/12/chartex" xmlns:cx7="http://schemas.microsoft.com/office/drawing/2016/5/13/chartex" xmlns:cx8="http://schemas.microsoft.com/office/drawing/2016/5/14/chartex" xmlns:mc="http://schemas.openxmlformats.org/markup-compatibility/2006" xmlns:aink="http://schemas.microsoft.com/office/drawing/2016/ink" xmlns:am3d="http://schemas.microsoft.com/office/drawing/2017/model3d" xmlns:o="urn:schemas-microsoft-com:office:office" xmlns:oel="http://schemas.microsoft.com/office/2019/extlst" xmlns:r="http://schemas.openxmlformats.org/officeDocument/2006/relationships" xmlns:m="http://schemas.openxmlformats.org/officeDocument/2006/math" xmlns:v="urn:schemas-microsoft-com:vml" xmlns:wp14="http://schemas.microsoft.com/office/word/2010/wordprocessingDrawing" xmlns:wp="http://schemas.openxmlformats.org/drawingml/2006/wordprocessingDrawing" xmlns:w10="urn:schemas-microsoft-com:office:word" xmlns:w="http://schemas.openxmlformats.org/wordprocessingml/2006/main" xmlns:w14="http://schemas.microsoft.com/office/word/2010/wordml" xmlns:w15="http://schemas.microsoft.com/office/word/2012/wordml" xmlns:w16cex="http://schemas.microsoft.com/office/word/2018/wordml/cex" xmlns:w16cid="http://schemas.microsoft.com/office/word/2016/wordml/cid" xmlns:w16="http://schemas.microsoft.com/office/word/2018/wordml" xmlns:w16du="http://schemas.microsoft.com/office/word/2023/wordml/word16du" xmlns:w16sdtdh="http://schemas.microsoft.com/office/word/2020/wordml/sdtdatahash" xmlns:w16sdtfl="http://schemas.microsoft.com/office/word/2024/wordml/sdtformatlock" xmlns:w16se="http://schemas.microsoft.com/office/word/2015/wordml/symex" xmlns:wpg="http://schemas.microsoft.com/office/word/2010/wordprocessingGroup" xmlns:wpi="http://schemas.microsoft.com/office/word/2010/wordprocessingInk" xmlns:wne="http://schemas.microsoft.com/office/word/2006/wordml" xmlns:wps="http://schemas.microsoft.com/office/word/2010/wordprocessingShape" mc:Ignorable="w14 w15 w16se w16cid w16 w16cex w16sdtdh w16sdtfl w16du wp14">
   <w:p>
     <w:pPr>
-      <w:pStyle w:val="af"/>
-    </w:pPr>
-  </w:p>
-</w:ftr>
-</file>
-
-<file path=word/footer2.xml><?xml version="1.0" encoding="utf-8"?>
-<w:ftr xmlns:wpc="http://schemas.microsoft.com/office/word/2010/wordprocessingCanvas" xmlns:cx="http://schemas.microsoft.com/office/drawing/2014/chartex" xmlns:cx1="http://schemas.microsoft.com/office/drawing/2015/9/8/chartex" xmlns:cx2="http://schemas.microsoft.com/office/drawing/2015/10/21/chartex" xmlns:cx3="http://schemas.microsoft.com/office/drawing/2016/5/9/chartex" xmlns:cx4="http://schemas.microsoft.com/office/drawing/2016/5/10/chartex" xmlns:cx5="http://schemas.microsoft.com/office/drawing/2016/5/11/chartex" xmlns:cx6="http://schemas.microsoft.com/office/drawing/2016/5/12/chartex" xmlns:cx7="http://schemas.microsoft.com/office/drawing/2016/5/13/chartex" xmlns:cx8="http://schemas.microsoft.com/office/drawing/2016/5/14/chartex" xmlns:mc="http://schemas.openxmlformats.org/markup-compatibility/2006" xmlns:aink="http://schemas.microsoft.com/office/drawing/2016/ink" xmlns:am3d="http://schemas.microsoft.com/office/drawing/2017/model3d" xmlns:o="urn:schemas-microsoft-com:office:office" xmlns:oel="http://schemas.microsoft.com/office/2019/extlst" xmlns:r="http://schemas.openxmlformats.org/officeDocument/2006/relationships" xmlns:m="http://schemas.openxmlformats.org/officeDocument/2006/math" xmlns:v="urn:schemas-microsoft-com:vml" xmlns:wp14="http://schemas.microsoft.com/office/word/2010/wordprocessingDrawing" xmlns:wp="http://schemas.openxmlformats.org/drawingml/2006/wordprocessingDrawing" xmlns:w10="urn:schemas-microsoft-com:office:word" xmlns:w="http://schemas.openxmlformats.org/wordprocessingml/2006/main" xmlns:w14="http://schemas.microsoft.com/office/word/2010/wordml" xmlns:w15="http://schemas.microsoft.com/office/word/2012/wordml" xmlns:w16cex="http://schemas.microsoft.com/office/word/2018/wordml/cex" xmlns:w16cid="http://schemas.microsoft.com/office/word/2016/wordml/cid" xmlns:w16="http://schemas.microsoft.com/office/word/2018/wordml" xmlns:w16du="http://schemas.microsoft.com/office/word/2023/wordml/word16du" xmlns:w16sdtdh="http://schemas.microsoft.com/office/word/2020/wordml/sdtdatahash" xmlns:w16sdtfl="http://schemas.microsoft.com/office/word/2024/wordml/sdtformatlock" xmlns:w16se="http://schemas.microsoft.com/office/word/2015/wordml/symex" xmlns:wpg="http://schemas.microsoft.com/office/word/2010/wordprocessingGroup" xmlns:wpi="http://schemas.microsoft.com/office/word/2010/wordprocessingInk" xmlns:wne="http://schemas.microsoft.com/office/word/2006/wordml" xmlns:wps="http://schemas.microsoft.com/office/word/2010/wordprocessingShape" mc:Ignorable="w14 w15 w16se w16cid w16 w16cex w16sdtdh w16sdtfl w16du wp14">
-  <w:p>
-    <w:pPr>
       <w:pStyle w:val="a7"/>
       <w:numPr>
         <w:ilvl w:val="0"/>
@@ -480,16 +483,6 @@
       </w:rPr>
       <w:t>}}</w:t>
     </w:r>
-  </w:p>
-</w:ftr>
-</file>
-
-<file path=word/footer3.xml><?xml version="1.0" encoding="utf-8"?>
-<w:ftr xmlns:wpc="http://schemas.microsoft.com/office/word/2010/wordprocessingCanvas" xmlns:cx="http://schemas.microsoft.com/office/drawing/2014/chartex" xmlns:cx1="http://schemas.microsoft.com/office/drawing/2015/9/8/chartex" xmlns:cx2="http://schemas.microsoft.com/office/drawing/2015/10/21/chartex" xmlns:cx3="http://schemas.microsoft.com/office/drawing/2016/5/9/chartex" xmlns:cx4="http://schemas.microsoft.com/office/drawing/2016/5/10/chartex" xmlns:cx5="http://schemas.microsoft.com/office/drawing/2016/5/11/chartex" xmlns:cx6="http://schemas.microsoft.com/office/drawing/2016/5/12/chartex" xmlns:cx7="http://schemas.microsoft.com/office/drawing/2016/5/13/chartex" xmlns:cx8="http://schemas.microsoft.com/office/drawing/2016/5/14/chartex" xmlns:mc="http://schemas.openxmlformats.org/markup-compatibility/2006" xmlns:aink="http://schemas.microsoft.com/office/drawing/2016/ink" xmlns:am3d="http://schemas.microsoft.com/office/drawing/2017/model3d" xmlns:o="urn:schemas-microsoft-com:office:office" xmlns:oel="http://schemas.microsoft.com/office/2019/extlst" xmlns:r="http://schemas.openxmlformats.org/officeDocument/2006/relationships" xmlns:m="http://schemas.openxmlformats.org/officeDocument/2006/math" xmlns:v="urn:schemas-microsoft-com:vml" xmlns:wp14="http://schemas.microsoft.com/office/word/2010/wordprocessingDrawing" xmlns:wp="http://schemas.openxmlformats.org/drawingml/2006/wordprocessingDrawing" xmlns:w10="urn:schemas-microsoft-com:office:word" xmlns:w="http://schemas.openxmlformats.org/wordprocessingml/2006/main" xmlns:w14="http://schemas.microsoft.com/office/word/2010/wordml" xmlns:w15="http://schemas.microsoft.com/office/word/2012/wordml" xmlns:w16cex="http://schemas.microsoft.com/office/word/2018/wordml/cex" xmlns:w16cid="http://schemas.microsoft.com/office/word/2016/wordml/cid" xmlns:w16="http://schemas.microsoft.com/office/word/2018/wordml" xmlns:w16du="http://schemas.microsoft.com/office/word/2023/wordml/word16du" xmlns:w16sdtdh="http://schemas.microsoft.com/office/word/2020/wordml/sdtdatahash" xmlns:w16sdtfl="http://schemas.microsoft.com/office/word/2024/wordml/sdtformatlock" xmlns:w16se="http://schemas.microsoft.com/office/word/2015/wordml/symex" xmlns:wpg="http://schemas.microsoft.com/office/word/2010/wordprocessingGroup" xmlns:wpi="http://schemas.microsoft.com/office/word/2010/wordprocessingInk" xmlns:wne="http://schemas.microsoft.com/office/word/2006/wordml" xmlns:wps="http://schemas.microsoft.com/office/word/2010/wordprocessingShape" mc:Ignorable="w14 w15 w16se w16cid w16 w16cex w16sdtdh w16sdtfl w16du wp14">
-  <w:p>
-    <w:pPr>
-      <w:pStyle w:val="af"/>
-    </w:pPr>
   </w:p>
 </w:ftr>
 </file>
@@ -523,6 +516,78 @@
 <w:hdr xmlns:wpc="http://schemas.microsoft.com/office/word/2010/wordprocessingCanvas" xmlns:cx="http://schemas.microsoft.com/office/drawing/2014/chartex" xmlns:cx1="http://schemas.microsoft.com/office/drawing/2015/9/8/chartex" xmlns:cx2="http://schemas.microsoft.com/office/drawing/2015/10/21/chartex" xmlns:cx3="http://schemas.microsoft.com/office/drawing/2016/5/9/chartex" xmlns:cx4="http://schemas.microsoft.com/office/drawing/2016/5/10/chartex" xmlns:cx5="http://schemas.microsoft.com/office/drawing/2016/5/11/chartex" xmlns:cx6="http://schemas.microsoft.com/office/drawing/2016/5/12/chartex" xmlns:cx7="http://schemas.microsoft.com/office/drawing/2016/5/13/chartex" xmlns:cx8="http://schemas.microsoft.com/office/drawing/2016/5/14/chartex" xmlns:mc="http://schemas.openxmlformats.org/markup-compatibility/2006" xmlns:aink="http://schemas.microsoft.com/office/drawing/2016/ink" xmlns:am3d="http://schemas.microsoft.com/office/drawing/2017/model3d" xmlns:o="urn:schemas-microsoft-com:office:office" xmlns:oel="http://schemas.microsoft.com/office/2019/extlst" xmlns:r="http://schemas.openxmlformats.org/officeDocument/2006/relationships" xmlns:m="http://schemas.openxmlformats.org/officeDocument/2006/math" xmlns:v="urn:schemas-microsoft-com:vml" xmlns:wp14="http://schemas.microsoft.com/office/word/2010/wordprocessingDrawing" xmlns:wp="http://schemas.openxmlformats.org/drawingml/2006/wordprocessingDrawing" xmlns:w10="urn:schemas-microsoft-com:office:word" xmlns:w="http://schemas.openxmlformats.org/wordprocessingml/2006/main" xmlns:w14="http://schemas.microsoft.com/office/word/2010/wordml" xmlns:w15="http://schemas.microsoft.com/office/word/2012/wordml" xmlns:w16cex="http://schemas.microsoft.com/office/word/2018/wordml/cex" xmlns:w16cid="http://schemas.microsoft.com/office/word/2016/wordml/cid" xmlns:w16="http://schemas.microsoft.com/office/word/2018/wordml" xmlns:w16du="http://schemas.microsoft.com/office/word/2023/wordml/word16du" xmlns:w16sdtdh="http://schemas.microsoft.com/office/word/2020/wordml/sdtdatahash" xmlns:w16sdtfl="http://schemas.microsoft.com/office/word/2024/wordml/sdtformatlock" xmlns:w16se="http://schemas.microsoft.com/office/word/2015/wordml/symex" xmlns:wpg="http://schemas.microsoft.com/office/word/2010/wordprocessingGroup" xmlns:wpi="http://schemas.microsoft.com/office/word/2010/wordprocessingInk" xmlns:wne="http://schemas.microsoft.com/office/word/2006/wordml" xmlns:wps="http://schemas.microsoft.com/office/word/2010/wordprocessingShape" mc:Ignorable="w14 w15 w16se w16cid w16 w16cex w16sdtdh w16sdtfl w16du wp14">
   <w:p>
     <w:pPr>
+      <w:pStyle w:val="a7"/>
+      <w:numPr>
+        <w:ilvl w:val="0"/>
+        <w:numId w:val="2"/>
+      </w:numPr>
+      <w:spacing w:line="256" w:lineRule="auto"/>
+      <w:rPr>
+        <w:color w:val="000000" w:themeColor="text1"/>
+      </w:rPr>
+    </w:pPr>
+    <w:r>
+      <w:rPr>
+        <w:color w:val="000000" w:themeColor="text1"/>
+        <w:lang w:val="en-US"/>
+      </w:rPr>
+      <w:t>{{</w:t>
+    </w:r>
+    <w:proofErr w:type="spellStart"/>
+    <w:r>
+      <w:rPr>
+        <w:color w:val="000000" w:themeColor="text1"/>
+        <w:lang w:val="en-US"/>
+      </w:rPr>
+      <w:t>Header.TitleA</w:t>
+    </w:r>
+    <w:proofErr w:type="spellEnd"/>
+    <w:r>
+      <w:rPr>
+        <w:color w:val="000000" w:themeColor="text1"/>
+        <w:lang w:val="en-US"/>
+      </w:rPr>
+      <w:t>}}</w:t>
+    </w:r>
+  </w:p>
+  <w:p>
+    <w:pPr>
+      <w:pStyle w:val="a7"/>
+      <w:numPr>
+        <w:ilvl w:val="0"/>
+        <w:numId w:val="2"/>
+      </w:numPr>
+      <w:spacing w:line="256" w:lineRule="auto"/>
+      <w:rPr>
+        <w:color w:val="000000" w:themeColor="text1"/>
+      </w:rPr>
+    </w:pPr>
+    <w:r>
+      <w:rPr>
+        <w:color w:val="000000" w:themeColor="text1"/>
+        <w:lang w:val="en-US"/>
+      </w:rPr>
+      <w:t>{{</w:t>
+    </w:r>
+    <w:proofErr w:type="spellStart"/>
+    <w:r>
+      <w:rPr>
+        <w:color w:val="000000" w:themeColor="text1"/>
+        <w:lang w:val="en-US"/>
+      </w:rPr>
+      <w:t>Header.TitleB</w:t>
+    </w:r>
+    <w:proofErr w:type="spellEnd"/>
+    <w:r>
+      <w:rPr>
+        <w:color w:val="000000" w:themeColor="text1"/>
+        <w:lang w:val="en-US"/>
+      </w:rPr>
+      <w:t>}}</w:t>
+    </w:r>
+  </w:p>
+  <w:p>
+    <w:pPr>
       <w:pStyle w:val="ad"/>
     </w:pPr>
   </w:p>
@@ -533,19 +598,16 @@
 <w:hdr xmlns:wpc="http://schemas.microsoft.com/office/word/2010/wordprocessingCanvas" xmlns:cx="http://schemas.microsoft.com/office/drawing/2014/chartex" xmlns:cx1="http://schemas.microsoft.com/office/drawing/2015/9/8/chartex" xmlns:cx2="http://schemas.microsoft.com/office/drawing/2015/10/21/chartex" xmlns:cx3="http://schemas.microsoft.com/office/drawing/2016/5/9/chartex" xmlns:cx4="http://schemas.microsoft.com/office/drawing/2016/5/10/chartex" xmlns:cx5="http://schemas.microsoft.com/office/drawing/2016/5/11/chartex" xmlns:cx6="http://schemas.microsoft.com/office/drawing/2016/5/12/chartex" xmlns:cx7="http://schemas.microsoft.com/office/drawing/2016/5/13/chartex" xmlns:cx8="http://schemas.microsoft.com/office/drawing/2016/5/14/chartex" xmlns:mc="http://schemas.openxmlformats.org/markup-compatibility/2006" xmlns:aink="http://schemas.microsoft.com/office/drawing/2016/ink" xmlns:am3d="http://schemas.microsoft.com/office/drawing/2017/model3d" xmlns:o="urn:schemas-microsoft-com:office:office" xmlns:oel="http://schemas.microsoft.com/office/2019/extlst" xmlns:r="http://schemas.openxmlformats.org/officeDocument/2006/relationships" xmlns:m="http://schemas.openxmlformats.org/officeDocument/2006/math" xmlns:v="urn:schemas-microsoft-com:vml" xmlns:wp14="http://schemas.microsoft.com/office/word/2010/wordprocessingDrawing" xmlns:wp="http://schemas.openxmlformats.org/drawingml/2006/wordprocessingDrawing" xmlns:w10="urn:schemas-microsoft-com:office:word" xmlns:w="http://schemas.openxmlformats.org/wordprocessingml/2006/main" xmlns:w14="http://schemas.microsoft.com/office/word/2010/wordml" xmlns:w15="http://schemas.microsoft.com/office/word/2012/wordml" xmlns:w16cex="http://schemas.microsoft.com/office/word/2018/wordml/cex" xmlns:w16cid="http://schemas.microsoft.com/office/word/2016/wordml/cid" xmlns:w16="http://schemas.microsoft.com/office/word/2018/wordml" xmlns:w16du="http://schemas.microsoft.com/office/word/2023/wordml/word16du" xmlns:w16sdtdh="http://schemas.microsoft.com/office/word/2020/wordml/sdtdatahash" xmlns:w16sdtfl="http://schemas.microsoft.com/office/word/2024/wordml/sdtformatlock" xmlns:w16se="http://schemas.microsoft.com/office/word/2015/wordml/symex" xmlns:wpg="http://schemas.microsoft.com/office/word/2010/wordprocessingGroup" xmlns:wpi="http://schemas.microsoft.com/office/word/2010/wordprocessingInk" xmlns:wne="http://schemas.microsoft.com/office/word/2006/wordml" xmlns:wps="http://schemas.microsoft.com/office/word/2010/wordprocessingShape" mc:Ignorable="w14 w15 w16se w16cid w16 w16cex w16sdtdh w16sdtfl w16du wp14">
   <w:p>
     <w:pPr>
-      <w:pStyle w:val="a7"/>
-      <w:numPr>
-        <w:ilvl w:val="0"/>
-        <w:numId w:val="2"/>
-      </w:numPr>
-      <w:spacing w:line="256" w:lineRule="auto"/>
-      <w:rPr>
-        <w:color w:val="000000" w:themeColor="text1"/>
+      <w:pStyle w:val="ad"/>
+      <w:rPr>
+        <w:lang w:val="en-US"/>
       </w:rPr>
     </w:pPr>
     <w:r>
-      <w:rPr>
-        <w:color w:val="000000" w:themeColor="text1"/>
+      <w:t xml:space="preserve"> </w:t>
+    </w:r>
+    <w:r>
+      <w:rPr>
         <w:lang w:val="en-US"/>
       </w:rPr>
       <w:t>{{</w:t>
@@ -553,7 +615,6 @@
     <w:proofErr w:type="spellStart"/>
     <w:r>
       <w:rPr>
-        <w:color w:val="000000" w:themeColor="text1"/>
         <w:lang w:val="en-US"/>
       </w:rPr>
       <w:t>Header.TitleA</w:t>
@@ -561,7 +622,6 @@
     <w:proofErr w:type="spellEnd"/>
     <w:r>
       <w:rPr>
-        <w:color w:val="000000" w:themeColor="text1"/>
         <w:lang w:val="en-US"/>
       </w:rPr>
       <w:t>}}</w:t>
@@ -569,53 +629,10 @@
   </w:p>
   <w:p>
     <w:pPr>
-      <w:pStyle w:val="a7"/>
-      <w:numPr>
-        <w:ilvl w:val="0"/>
-        <w:numId w:val="2"/>
-      </w:numPr>
-      <w:spacing w:line="256" w:lineRule="auto"/>
-      <w:rPr>
-        <w:color w:val="000000" w:themeColor="text1"/>
-      </w:rPr>
-    </w:pPr>
-    <w:r>
-      <w:rPr>
-        <w:color w:val="000000" w:themeColor="text1"/>
+      <w:pStyle w:val="ad"/>
+      <w:rPr>
         <w:lang w:val="en-US"/>
       </w:rPr>
-      <w:t>{{</w:t>
-    </w:r>
-    <w:proofErr w:type="spellStart"/>
-    <w:r>
-      <w:rPr>
-        <w:color w:val="000000" w:themeColor="text1"/>
-        <w:lang w:val="en-US"/>
-      </w:rPr>
-      <w:t>Header.TitleB</w:t>
-    </w:r>
-    <w:proofErr w:type="spellEnd"/>
-    <w:r>
-      <w:rPr>
-        <w:color w:val="000000" w:themeColor="text1"/>
-        <w:lang w:val="en-US"/>
-      </w:rPr>
-      <w:t>}}</w:t>
-    </w:r>
-  </w:p>
-  <w:p>
-    <w:pPr>
-      <w:pStyle w:val="ad"/>
-    </w:pPr>
-  </w:p>
-</w:hdr>
-</file>
-
-<file path=word/header3.xml><?xml version="1.0" encoding="utf-8"?>
-<w:hdr xmlns:wpc="http://schemas.microsoft.com/office/word/2010/wordprocessingCanvas" xmlns:cx="http://schemas.microsoft.com/office/drawing/2014/chartex" xmlns:cx1="http://schemas.microsoft.com/office/drawing/2015/9/8/chartex" xmlns:cx2="http://schemas.microsoft.com/office/drawing/2015/10/21/chartex" xmlns:cx3="http://schemas.microsoft.com/office/drawing/2016/5/9/chartex" xmlns:cx4="http://schemas.microsoft.com/office/drawing/2016/5/10/chartex" xmlns:cx5="http://schemas.microsoft.com/office/drawing/2016/5/11/chartex" xmlns:cx6="http://schemas.microsoft.com/office/drawing/2016/5/12/chartex" xmlns:cx7="http://schemas.microsoft.com/office/drawing/2016/5/13/chartex" xmlns:cx8="http://schemas.microsoft.com/office/drawing/2016/5/14/chartex" xmlns:mc="http://schemas.openxmlformats.org/markup-compatibility/2006" xmlns:aink="http://schemas.microsoft.com/office/drawing/2016/ink" xmlns:am3d="http://schemas.microsoft.com/office/drawing/2017/model3d" xmlns:o="urn:schemas-microsoft-com:office:office" xmlns:oel="http://schemas.microsoft.com/office/2019/extlst" xmlns:r="http://schemas.openxmlformats.org/officeDocument/2006/relationships" xmlns:m="http://schemas.openxmlformats.org/officeDocument/2006/math" xmlns:v="urn:schemas-microsoft-com:vml" xmlns:wp14="http://schemas.microsoft.com/office/word/2010/wordprocessingDrawing" xmlns:wp="http://schemas.openxmlformats.org/drawingml/2006/wordprocessingDrawing" xmlns:w10="urn:schemas-microsoft-com:office:word" xmlns:w="http://schemas.openxmlformats.org/wordprocessingml/2006/main" xmlns:w14="http://schemas.microsoft.com/office/word/2010/wordml" xmlns:w15="http://schemas.microsoft.com/office/word/2012/wordml" xmlns:w16cex="http://schemas.microsoft.com/office/word/2018/wordml/cex" xmlns:w16cid="http://schemas.microsoft.com/office/word/2016/wordml/cid" xmlns:w16="http://schemas.microsoft.com/office/word/2018/wordml" xmlns:w16du="http://schemas.microsoft.com/office/word/2023/wordml/word16du" xmlns:w16sdtdh="http://schemas.microsoft.com/office/word/2020/wordml/sdtdatahash" xmlns:w16sdtfl="http://schemas.microsoft.com/office/word/2024/wordml/sdtformatlock" xmlns:w16se="http://schemas.microsoft.com/office/word/2015/wordml/symex" xmlns:wpg="http://schemas.microsoft.com/office/word/2010/wordprocessingGroup" xmlns:wpi="http://schemas.microsoft.com/office/word/2010/wordprocessingInk" xmlns:wne="http://schemas.microsoft.com/office/word/2006/wordml" xmlns:wps="http://schemas.microsoft.com/office/word/2010/wordprocessingShape" mc:Ignorable="w14 w15 w16se w16cid w16 w16cex w16sdtdh w16sdtfl w16du wp14">
-  <w:p>
-    <w:pPr>
-      <w:pStyle w:val="ad"/>
     </w:pPr>
   </w:p>
 </w:hdr>
